--- a/docs/Johannes_1_1-5_Logos_Interlinear_und_Philosophie_Thomas_Riebl.docx
+++ b/docs/Johannes_1_1-5_Logos_Interlinear_und_Philosophie_Thomas_Riebl.docx
@@ -2,13 +2,13 @@
 <file path=word/document.xml><?xml version="1.0" encoding="utf-8"?>
 <w:document xmlns:w="http://schemas.openxmlformats.org/wordprocessingml/2006/main" xmlns:m="http://schemas.openxmlformats.org/officeDocument/2006/math" xmlns:r="http://schemas.openxmlformats.org/officeDocument/2006/relationships" xmlns:o="urn:schemas-microsoft-com:office:office" xmlns:v="urn:schemas-microsoft-com:vml" xmlns:w10="urn:schemas-microsoft-com:office:word" xmlns:a="http://schemas.openxmlformats.org/drawingml/2006/main" xmlns:pic="http://schemas.openxmlformats.org/drawingml/2006/picture" xmlns:wp="http://schemas.openxmlformats.org/drawingml/2006/wordprocessingDrawing">
   <w:body>
-    <w:bookmarkStart w:id="24" w:name="X5a8c614baf97583f167bbf6cbe69d49bf6fa457"/>
+    <w:bookmarkStart w:id="29" w:name="X39123896a48b490c396d98668ec9957302cb1f8"/>
     <w:p>
       <w:pPr>
         <w:pStyle w:val="Heading1"/>
       </w:pPr>
       <w:r>
-        <w:t xml:space="preserve">Johannes 1,1–1,5: Griechischer Originaltext, Vers-für-Vers Interlinearübersetzung &amp; Die ontologische Notwendigkeit des Begriffs „Logos“</w:t>
+        <w:t xml:space="preserve">Johannes 1,1–1,5: Griechischer Originaltext, Vers-für-Vers Interlinearübersetzung &amp; Die Synthese des Logos mit der Quanten-Informationstheorie</w:t>
       </w:r>
     </w:p>
     <w:p>
@@ -319,7 +319,7 @@
     </w:p>
     <w:bookmarkEnd w:id="16"/>
     <w:bookmarkEnd w:id="17"/>
-    <w:bookmarkStart w:id="23" w:name="X8e7674eb50b161dbc439872c1170c9e467cc0a5"/>
+    <w:bookmarkStart w:id="21" w:name="X8e7674eb50b161dbc439872c1170c9e467cc0a5"/>
     <w:p>
       <w:pPr>
         <w:pStyle w:val="Heading2"/>
@@ -381,15 +381,144 @@
         <w:t xml:space="preserve"> </w:t>
       </w:r>
       <w:r>
-        <w:t xml:space="preserve">(King James Version, 1611) ist eine der verhängnisvollsten Verkürzungen der europäischen Geistes- und Religionsgeschichte. Sie degradiert ein kosmisches, ontologisches und geistiges Urprinzip zu einem bloßen akustischen oder grammatikalischen Lautgebilde.</w:t>
-      </w:r>
-    </w:p>
-    <w:p>
-      <w:pPr>
-        <w:pStyle w:val="BodyText"/>
-      </w:pPr>
-      <w:r>
-        <w:t xml:space="preserve">Es gibt vier fundamentale Gründe – philologisch, philosophiegeschichtlich, theologisch und naturphilosophisch –, warum</w:t>
+        <w:t xml:space="preserve">(King James Version, 1611) ist eine der folgenschwersten Verengungen der Geistesgeschichte. Sie reduziert ein kosmisches, intelligibles und schöpferisches Urprinzip auf ein bloßes akustisches Lautgebilde oder eine sprachliche Vokabel.</w:t>
+      </w:r>
+    </w:p>
+    <w:p>
+      <w:pPr>
+        <w:pStyle w:val="SourceCode"/>
+      </w:pPr>
+      <w:r>
+        <w:rPr>
+          <w:rStyle w:val="VerbatimChar"/>
+        </w:rPr>
+        <w:t xml:space="preserve">flowchart TD</w:t>
+      </w:r>
+      <w:r>
+        <w:br/>
+      </w:r>
+      <w:r>
+        <w:rPr>
+          <w:rStyle w:val="VerbatimChar"/>
+        </w:rPr>
+        <w:t xml:space="preserve">    subgraph LOGOS_DIMENSIONS["&lt;b&gt;Die Vier Dimensionen des Logos&lt;/b&gt;"]</w:t>
+      </w:r>
+      <w:r>
+        <w:br/>
+      </w:r>
+      <w:r>
+        <w:rPr>
+          <w:rStyle w:val="VerbatimChar"/>
+        </w:rPr>
+        <w:t xml:space="preserve">        direction TB</w:t>
+      </w:r>
+      <w:r>
+        <w:br/>
+      </w:r>
+      <w:r>
+        <w:rPr>
+          <w:rStyle w:val="VerbatimChar"/>
+        </w:rPr>
+        <w:t xml:space="preserve">        </w:t>
+      </w:r>
+      <w:r>
+        <w:br/>
+      </w:r>
+      <w:r>
+        <w:rPr>
+          <w:rStyle w:val="VerbatimChar"/>
+        </w:rPr>
+        <w:t xml:space="preserve">        DIM1["&lt;b&gt;1. Philologische Dimension&lt;/b&gt;&lt;br&gt;Wurzel &lt;i&gt;legein&lt;/i&gt;: Sammeln, Ordnen, Verknüpfen, Berechnen.&lt;br&gt;Sinn- und Relationsstruktur, nicht bloß Vokabular."]</w:t>
+      </w:r>
+      <w:r>
+        <w:br/>
+      </w:r>
+      <w:r>
+        <w:rPr>
+          <w:rStyle w:val="VerbatimChar"/>
+        </w:rPr>
+        <w:t xml:space="preserve">        </w:t>
+      </w:r>
+      <w:r>
+        <w:br/>
+      </w:r>
+      <w:r>
+        <w:rPr>
+          <w:rStyle w:val="VerbatimChar"/>
+        </w:rPr>
+        <w:t xml:space="preserve">        DIM2["&lt;b&gt;2. Philosophiegeschichtliche Dimension&lt;/b&gt;&lt;br&gt;Heraklit, Stoa, Philon von Alexandria:&lt;br&gt;Das immanente, schöpferische Weltgesetz des Kosmos."]</w:t>
+      </w:r>
+      <w:r>
+        <w:br/>
+      </w:r>
+      <w:r>
+        <w:rPr>
+          <w:rStyle w:val="VerbatimChar"/>
+        </w:rPr>
+        <w:t xml:space="preserve">        </w:t>
+      </w:r>
+      <w:r>
+        <w:br/>
+      </w:r>
+      <w:r>
+        <w:rPr>
+          <w:rStyle w:val="VerbatimChar"/>
+        </w:rPr>
+        <w:t xml:space="preserve">        DIM3["&lt;b&gt;3. Exegetische Dimension&lt;/b&gt;&lt;br&gt;Johannes wählte bewusst &lt;i&gt;Logos&lt;/i&gt; statt &lt;i&gt;Rhēma&lt;/i&gt; (Wort) oder &lt;i&gt;Dabar&lt;/i&gt;.&lt;br&gt;Synthese aus biblischer Weisheit &amp; griechischer Metaphysik."]</w:t>
+      </w:r>
+      <w:r>
+        <w:br/>
+      </w:r>
+      <w:r>
+        <w:rPr>
+          <w:rStyle w:val="VerbatimChar"/>
+        </w:rPr>
+        <w:t xml:space="preserve">        </w:t>
+      </w:r>
+      <w:r>
+        <w:br/>
+      </w:r>
+      <w:r>
+        <w:rPr>
+          <w:rStyle w:val="VerbatimChar"/>
+        </w:rPr>
+        <w:t xml:space="preserve">        DIM4["&lt;b&gt;4. Quanten-Informationelle Dimension (QIT &amp; CIF)&lt;/b&gt;&lt;br&gt;Logos = Reiner Quantenzustand |Ψ⟩ / Mind-at-Large&lt;br&gt;Zōē = Conatus / 6. Axiom / Markov-Blanket&lt;br&gt;Phōs = Quantenmessung / Qualia / Φ &gt; 0"]</w:t>
+      </w:r>
+      <w:r>
+        <w:br/>
+      </w:r>
+      <w:r>
+        <w:rPr>
+          <w:rStyle w:val="VerbatimChar"/>
+        </w:rPr>
+        <w:t xml:space="preserve">        </w:t>
+      </w:r>
+      <w:r>
+        <w:br/>
+      </w:r>
+      <w:r>
+        <w:rPr>
+          <w:rStyle w:val="VerbatimChar"/>
+        </w:rPr>
+        <w:t xml:space="preserve">        DIM1 --&gt; DIM2 --&gt; DIM3 --&gt; DIM4</w:t>
+      </w:r>
+      <w:r>
+        <w:br/>
+      </w:r>
+      <w:r>
+        <w:rPr>
+          <w:rStyle w:val="VerbatimChar"/>
+        </w:rPr>
+        <w:t xml:space="preserve">    end</w:t>
+      </w:r>
+    </w:p>
+    <w:bookmarkStart w:id="18" w:name="Xf3aeed7483e1f2171cc041e4beeae6e2116b68f"/>
+    <w:p>
+      <w:pPr>
+        <w:pStyle w:val="Heading3"/>
+      </w:pPr>
+      <w:r>
+        <w:t xml:space="preserve">1. Die philologische Dimension:</w:t>
       </w:r>
       <w:r>
         <w:t xml:space="preserve"> </w:t>
@@ -399,141 +528,396 @@
           <w:i/>
           <w:iCs/>
         </w:rPr>
-        <w:t xml:space="preserve">Logos</w:t>
-      </w:r>
-      <w:r>
-        <w:t xml:space="preserve"> </w:t>
-      </w:r>
-      <w:r>
-        <w:t xml:space="preserve">unübersetzt als philosophischer Eigenbegriff stehen muss:</w:t>
-      </w:r>
-    </w:p>
-    <w:p>
-      <w:pPr>
-        <w:pStyle w:val="SourceCode"/>
-      </w:pPr>
-      <w:r>
-        <w:rPr>
-          <w:rStyle w:val="VerbatimChar"/>
-        </w:rPr>
-        <w:t xml:space="preserve">flowchart TD</w:t>
-      </w:r>
-      <w:r>
-        <w:br/>
-      </w:r>
-      <w:r>
-        <w:rPr>
-          <w:rStyle w:val="VerbatimChar"/>
-        </w:rPr>
-        <w:t xml:space="preserve">    subgraph LOGOS_DIMENSIONS["&lt;b&gt;Die Vier Dimensionen des Logos&lt;/b&gt;"]</w:t>
-      </w:r>
-      <w:r>
-        <w:br/>
-      </w:r>
-      <w:r>
-        <w:rPr>
-          <w:rStyle w:val="VerbatimChar"/>
-        </w:rPr>
-        <w:t xml:space="preserve">        direction TB</w:t>
-      </w:r>
-      <w:r>
-        <w:br/>
-      </w:r>
-      <w:r>
-        <w:rPr>
-          <w:rStyle w:val="VerbatimChar"/>
-        </w:rPr>
-        <w:t xml:space="preserve">        </w:t>
-      </w:r>
-      <w:r>
-        <w:br/>
-      </w:r>
-      <w:r>
-        <w:rPr>
-          <w:rStyle w:val="VerbatimChar"/>
-        </w:rPr>
-        <w:t xml:space="preserve">        DIM1["&lt;b&gt;1. Philologische Dimension&lt;/b&gt;&lt;br&gt;Wurzel &lt;i&gt;legein&lt;/i&gt;: Sammeln, Ordnen, Verknüpfen, Berechnen.&lt;br&gt;Nicht bloß Sprache, sondern Sinnstruktur."]</w:t>
-      </w:r>
-      <w:r>
-        <w:br/>
-      </w:r>
-      <w:r>
-        <w:rPr>
-          <w:rStyle w:val="VerbatimChar"/>
-        </w:rPr>
-        <w:t xml:space="preserve">        </w:t>
-      </w:r>
-      <w:r>
-        <w:br/>
-      </w:r>
-      <w:r>
-        <w:rPr>
-          <w:rStyle w:val="VerbatimChar"/>
-        </w:rPr>
-        <w:t xml:space="preserve">        DIM2["&lt;b&gt;2. Philosophiegeschichtliche Dimension&lt;/b&gt;&lt;br&gt;Heraklit, Stoa, Philon von Alexandria:&lt;br&gt;Das immanente, schöpferische Weltgesetz des Kosmos."]</w:t>
-      </w:r>
-      <w:r>
-        <w:br/>
-      </w:r>
-      <w:r>
-        <w:rPr>
-          <w:rStyle w:val="VerbatimChar"/>
-        </w:rPr>
-        <w:t xml:space="preserve">        </w:t>
-      </w:r>
-      <w:r>
-        <w:br/>
-      </w:r>
-      <w:r>
-        <w:rPr>
-          <w:rStyle w:val="VerbatimChar"/>
-        </w:rPr>
-        <w:t xml:space="preserve">        DIM3["&lt;b&gt;3. Exegetische Dimension&lt;/b&gt;&lt;br&gt;Johannes wählte bewusst &lt;i&gt;Logos&lt;/i&gt; statt &lt;i&gt;Rhēma&lt;/i&gt; (Wort) oder &lt;i&gt;Dabar&lt;/i&gt;.&lt;br&gt;Synthese aus biblischer Weisheit &amp; griechischer Metaphysik."]</w:t>
-      </w:r>
-      <w:r>
-        <w:br/>
-      </w:r>
-      <w:r>
-        <w:rPr>
-          <w:rStyle w:val="VerbatimChar"/>
-        </w:rPr>
-        <w:t xml:space="preserve">        </w:t>
-      </w:r>
-      <w:r>
-        <w:br/>
-      </w:r>
-      <w:r>
-        <w:rPr>
-          <w:rStyle w:val="VerbatimChar"/>
-        </w:rPr>
-        <w:t xml:space="preserve">        DIM4["&lt;b&gt;4. Naturphilosophische Dimension (CIF)&lt;/b&gt;&lt;br&gt;Logos = Mind-at-Large (Geistiger Urgrund)&lt;br&gt;Zōē = Conatus / 6. Axiom (Leben)&lt;br&gt;Phōs = Qualia / Φ &gt; 0 (Bewusstsein)"]</w:t>
-      </w:r>
-      <w:r>
-        <w:br/>
-      </w:r>
-      <w:r>
-        <w:rPr>
-          <w:rStyle w:val="VerbatimChar"/>
-        </w:rPr>
-        <w:t xml:space="preserve">        </w:t>
-      </w:r>
-      <w:r>
-        <w:br/>
-      </w:r>
-      <w:r>
-        <w:rPr>
-          <w:rStyle w:val="VerbatimChar"/>
-        </w:rPr>
-        <w:t xml:space="preserve">        DIM1 --&gt; DIM2 --&gt; DIM3 --&gt; DIM4</w:t>
-      </w:r>
-      <w:r>
-        <w:br/>
-      </w:r>
-      <w:r>
-        <w:rPr>
-          <w:rStyle w:val="VerbatimChar"/>
-        </w:rPr>
-        <w:t xml:space="preserve">    end</w:t>
+        <w:t xml:space="preserve">Legein</w:t>
+      </w:r>
+      <w:r>
+        <w:t xml:space="preserve"> </w:t>
+      </w:r>
+      <w:r>
+        <w:t xml:space="preserve">ist Ordnen und Verknüpfen</w:t>
+      </w:r>
+    </w:p>
+    <w:p>
+      <w:pPr>
+        <w:pStyle w:val="FirstParagraph"/>
+      </w:pPr>
+      <w:r>
+        <w:t xml:space="preserve">Das altgriechische Substantiv</w:t>
+      </w:r>
+      <w:r>
+        <w:t xml:space="preserve"> </w:t>
+      </w:r>
+      <w:r>
+        <w:rPr>
+          <w:b/>
+          <w:bCs/>
+        </w:rPr>
+        <w:t xml:space="preserve">λόγος (logos)</w:t>
+      </w:r>
+      <w:r>
+        <w:t xml:space="preserve"> </w:t>
+      </w:r>
+      <w:r>
+        <w:t xml:space="preserve">leitet sich vom Verb</w:t>
+      </w:r>
+      <w:r>
+        <w:t xml:space="preserve"> </w:t>
+      </w:r>
+      <w:r>
+        <w:rPr>
+          <w:b/>
+          <w:bCs/>
+        </w:rPr>
+        <w:t xml:space="preserve">λέγειν (legein)</w:t>
+      </w:r>
+      <w:r>
+        <w:t xml:space="preserve"> </w:t>
+      </w:r>
+      <w:r>
+        <w:t xml:space="preserve">ab. Seine ursprüngliche indogermanische Wurzel bedeutet nicht „sprechen“, sondern:</w:t>
+      </w:r>
+      <w:r>
+        <w:t xml:space="preserve"> </w:t>
+      </w:r>
+      <w:r>
+        <w:t xml:space="preserve">*</w:t>
+      </w:r>
+      <w:r>
+        <w:t xml:space="preserve"> </w:t>
+      </w:r>
+      <w:r>
+        <w:rPr>
+          <w:b/>
+          <w:bCs/>
+        </w:rPr>
+        <w:t xml:space="preserve">sammeln, auflesen, zusammenfügen</w:t>
+      </w:r>
+      <w:r>
+        <w:t xml:space="preserve"> </w:t>
+      </w:r>
+      <w:r>
+        <w:t xml:space="preserve">*</w:t>
+      </w:r>
+      <w:r>
+        <w:t xml:space="preserve"> </w:t>
+      </w:r>
+      <w:r>
+        <w:rPr>
+          <w:b/>
+          <w:bCs/>
+        </w:rPr>
+        <w:t xml:space="preserve">ordnen, gliedern, ins Verhältnis setzen, berechnen</w:t>
+      </w:r>
+      <w:r>
+        <w:t xml:space="preserve"> </w:t>
+      </w:r>
+      <w:r>
+        <w:t xml:space="preserve">(vgl.</w:t>
+      </w:r>
+      <w:r>
+        <w:t xml:space="preserve"> </w:t>
+      </w:r>
+      <w:r>
+        <w:rPr>
+          <w:i/>
+          <w:iCs/>
+        </w:rPr>
+        <w:t xml:space="preserve">Logik</w:t>
+      </w:r>
+      <w:r>
+        <w:t xml:space="preserve">,</w:t>
+      </w:r>
+      <w:r>
+        <w:t xml:space="preserve"> </w:t>
+      </w:r>
+      <w:r>
+        <w:rPr>
+          <w:i/>
+          <w:iCs/>
+        </w:rPr>
+        <w:t xml:space="preserve">Logarithmus</w:t>
+      </w:r>
+      <w:r>
+        <w:t xml:space="preserve">,</w:t>
+      </w:r>
+      <w:r>
+        <w:t xml:space="preserve"> </w:t>
+      </w:r>
+      <w:r>
+        <w:rPr>
+          <w:i/>
+          <w:iCs/>
+        </w:rPr>
+        <w:t xml:space="preserve">Analogie</w:t>
+      </w:r>
+      <w:r>
+        <w:t xml:space="preserve"> </w:t>
+      </w:r>
+      <w:r>
+        <w:t xml:space="preserve">= Übereinstimmung der Verhältnisse)</w:t>
+      </w:r>
+      <w:r>
+        <w:t xml:space="preserve"> </w:t>
+      </w:r>
+      <w:r>
+        <w:t xml:space="preserve">*</w:t>
+      </w:r>
+      <w:r>
+        <w:t xml:space="preserve"> </w:t>
+      </w:r>
+      <w:r>
+        <w:rPr>
+          <w:b/>
+          <w:bCs/>
+        </w:rPr>
+        <w:t xml:space="preserve">Rechenschaft ablegen, den inneren Grund angeben</w:t>
+      </w:r>
+    </w:p>
+    <w:p>
+      <w:pPr>
+        <w:pStyle w:val="BodyText"/>
+      </w:pPr>
+      <w:r>
+        <w:t xml:space="preserve">Wenn das Griechische ein bloßes Wort im linguistischen Sinn meint, nutzt es</w:t>
+      </w:r>
+      <w:r>
+        <w:t xml:space="preserve"> </w:t>
+      </w:r>
+      <w:r>
+        <w:rPr>
+          <w:b/>
+          <w:bCs/>
+        </w:rPr>
+        <w:t xml:space="preserve">ῥῆμα (rhēma)</w:t>
+      </w:r>
+      <w:r>
+        <w:t xml:space="preserve"> </w:t>
+      </w:r>
+      <w:r>
+        <w:t xml:space="preserve">oder</w:t>
+      </w:r>
+      <w:r>
+        <w:t xml:space="preserve"> </w:t>
+      </w:r>
+      <w:r>
+        <w:rPr>
+          <w:b/>
+          <w:bCs/>
+        </w:rPr>
+        <w:t xml:space="preserve">ὄνομα (onoma)</w:t>
+      </w:r>
+      <w:r>
+        <w:t xml:space="preserve">. Der Verfasser des Johannesprologs wählte mit bedachtem Nachdruck</w:t>
+      </w:r>
+      <w:r>
+        <w:t xml:space="preserve"> </w:t>
+      </w:r>
+      <w:r>
+        <w:rPr>
+          <w:b/>
+          <w:bCs/>
+        </w:rPr>
+        <w:t xml:space="preserve">λόγος</w:t>
+      </w:r>
+      <w:r>
+        <w:t xml:space="preserve"> </w:t>
+      </w:r>
+      <w:r>
+        <w:t xml:space="preserve">– die objektive Sinn- und Vernunftstruktur des Seins, die jedem menschlichen Sprechen erst vorausgeht.</w:t>
+      </w:r>
+    </w:p>
+    <w:bookmarkEnd w:id="18"/>
+    <w:bookmarkStart w:id="19" w:name="Xd282c093cfb7bdeafd1c8c3c556a0e1b404d5f0"/>
+    <w:p>
+      <w:pPr>
+        <w:pStyle w:val="Heading3"/>
+      </w:pPr>
+      <w:r>
+        <w:t xml:space="preserve">2. Die Philosophiegeschichte: Von Heraklit zu Philon</w:t>
+      </w:r>
+    </w:p>
+    <w:p>
+      <w:pPr>
+        <w:pStyle w:val="FirstParagraph"/>
+      </w:pPr>
+      <w:r>
+        <w:t xml:space="preserve">In Ephesus, wo der Prolog entstand, blickte der Begriff auf ein halbes Jahrtausend philosophischer Reifung zurück:</w:t>
+      </w:r>
+      <w:r>
+        <w:t xml:space="preserve"> </w:t>
+      </w:r>
+      <w:r>
+        <w:t xml:space="preserve">*</w:t>
+      </w:r>
+      <w:r>
+        <w:t xml:space="preserve"> </w:t>
+      </w:r>
+      <w:r>
+        <w:rPr>
+          <w:b/>
+          <w:bCs/>
+        </w:rPr>
+        <w:t xml:space="preserve">Heraklit von Ephesos (ca. 500 v. Chr.):</w:t>
+      </w:r>
+      <w:r>
+        <w:t xml:space="preserve"> </w:t>
+      </w:r>
+      <w:r>
+        <w:t xml:space="preserve">Der Logos ist das unvergängliche, kosmische Maß, das den ewigen Wandel (</w:t>
+      </w:r>
+      <w:r>
+        <w:rPr>
+          <w:i/>
+          <w:iCs/>
+        </w:rPr>
+        <w:t xml:space="preserve">Panta rhei</w:t>
+      </w:r>
+      <w:r>
+        <w:t xml:space="preserve">) regiert.</w:t>
+      </w:r>
+      <w:r>
+        <w:t xml:space="preserve"> </w:t>
+      </w:r>
+      <w:r>
+        <w:t xml:space="preserve">*</w:t>
+      </w:r>
+      <w:r>
+        <w:t xml:space="preserve"> </w:t>
+      </w:r>
+      <w:r>
+        <w:rPr>
+          <w:b/>
+          <w:bCs/>
+        </w:rPr>
+        <w:t xml:space="preserve">Die Stoa:</w:t>
+      </w:r>
+      <w:r>
+        <w:t xml:space="preserve"> </w:t>
+      </w:r>
+      <w:r>
+        <w:t xml:space="preserve">Der</w:t>
+      </w:r>
+      <w:r>
+        <w:t xml:space="preserve"> </w:t>
+      </w:r>
+      <w:r>
+        <w:rPr>
+          <w:i/>
+          <w:iCs/>
+        </w:rPr>
+        <w:t xml:space="preserve">Logos Spermatikos</w:t>
+      </w:r>
+      <w:r>
+        <w:t xml:space="preserve"> </w:t>
+      </w:r>
+      <w:r>
+        <w:t xml:space="preserve">(die keimhafte Schöpfervernunft) durchdringt als aktives Formprinzip den gesamten Kosmos.</w:t>
+      </w:r>
+      <w:r>
+        <w:t xml:space="preserve"> </w:t>
+      </w:r>
+      <w:r>
+        <w:t xml:space="preserve">*</w:t>
+      </w:r>
+      <w:r>
+        <w:t xml:space="preserve"> </w:t>
+      </w:r>
+      <w:r>
+        <w:rPr>
+          <w:b/>
+          <w:bCs/>
+        </w:rPr>
+        <w:t xml:space="preserve">Philon von Alexandria (ca. 20 v. Chr. – 50 n. Chr.):</w:t>
+      </w:r>
+      <w:r>
+        <w:t xml:space="preserve"> </w:t>
+      </w:r>
+      <w:r>
+        <w:t xml:space="preserve">Schlägt die Brücke zur biblischen Theologie: Der Logos ist die</w:t>
+      </w:r>
+      <w:r>
+        <w:t xml:space="preserve"> </w:t>
+      </w:r>
+      <w:r>
+        <w:rPr>
+          <w:b/>
+          <w:bCs/>
+        </w:rPr>
+        <w:t xml:space="preserve">intelligible Ideenwelt (</w:t>
+      </w:r>
+      <w:r>
+        <w:rPr>
+          <w:b/>
+          <w:bCs/>
+          <w:i/>
+          <w:iCs/>
+        </w:rPr>
+        <w:t xml:space="preserve">Kosmos Noētos</w:t>
+      </w:r>
+      <w:r>
+        <w:rPr>
+          <w:b/>
+          <w:bCs/>
+        </w:rPr>
+        <w:t xml:space="preserve">)</w:t>
+      </w:r>
+      <w:r>
+        <w:t xml:space="preserve">, der göttliche Ur-Bauplan, durch den die sichtbare Welt erschaffen und erhalten wird.</w:t>
+      </w:r>
+    </w:p>
+    <w:bookmarkEnd w:id="19"/>
+    <w:bookmarkStart w:id="20" w:name="X1962cd393d4fa1a202b1f1748e00f7b0679680b"/>
+    <w:p>
+      <w:pPr>
+        <w:pStyle w:val="Heading3"/>
+      </w:pPr>
+      <w:r>
+        <w:t xml:space="preserve">3. Goethes Faust und das Ringen um die Übersetzung</w:t>
+      </w:r>
+    </w:p>
+    <w:p>
+      <w:pPr>
+        <w:pStyle w:val="FirstParagraph"/>
+      </w:pPr>
+      <w:r>
+        <w:t xml:space="preserve">Bereits Johann Wolfgang von Goethe ließ seinen Faust im Studierzimmer an Luthers Übersetzung verzweifeln:</w:t>
+      </w:r>
+      <w:r>
+        <w:t xml:space="preserve"> </w:t>
+      </w:r>
+      <w:r>
+        <w:t xml:space="preserve">&gt;</w:t>
+      </w:r>
+      <w:r>
+        <w:t xml:space="preserve"> </w:t>
+      </w:r>
+      <w:r>
+        <w:rPr>
+          <w:i/>
+          <w:iCs/>
+        </w:rPr>
+        <w:t xml:space="preserve">„Geschrieben steht: ‚Im Anfang war das Wort!‘ / Hier stock ich schon! Wer hilft mir weiter fort? / Ich kann das Wort so hoch unmöglich schätzen… / Im Anfang war der Sinn… / Im Anfang war die Kraft… / Im Anfang war die Tat!“</w:t>
+      </w:r>
+    </w:p>
+    <w:p>
+      <w:pPr>
+        <w:pStyle w:val="BodyText"/>
+      </w:pPr>
+      <w:r>
+        <w:t xml:space="preserve">Der Logos ist keines dieser Worte allein – er ist</w:t>
+      </w:r>
+      <w:r>
+        <w:t xml:space="preserve"> </w:t>
+      </w:r>
+      <w:r>
+        <w:rPr>
+          <w:b/>
+          <w:bCs/>
+        </w:rPr>
+        <w:t xml:space="preserve">Sinn, Kraft, Ordnung und wirkende Wirklichkeit in untrennbarer Einheit</w:t>
+      </w:r>
+      <w:r>
+        <w:t xml:space="preserve">.</w:t>
       </w:r>
     </w:p>
     <w:p>
@@ -543,29 +927,15 @@
         </w:pict>
       </w:r>
     </w:p>
-    <w:bookmarkStart w:id="18" w:name="X18661d728681471cc0bc62fd0014b589a79b126"/>
-    <w:p>
-      <w:pPr>
-        <w:pStyle w:val="Heading3"/>
-      </w:pPr>
-      <w:r>
-        <w:t xml:space="preserve">1. Die philologische Verengung:</w:t>
-      </w:r>
-      <w:r>
-        <w:t xml:space="preserve"> </w:t>
-      </w:r>
-      <w:r>
-        <w:rPr>
-          <w:i/>
-          <w:iCs/>
-        </w:rPr>
-        <w:t xml:space="preserve">Legein</w:t>
-      </w:r>
-      <w:r>
-        <w:t xml:space="preserve"> </w:t>
-      </w:r>
-      <w:r>
-        <w:t xml:space="preserve">ist mehr als Sprechen</w:t>
+    <w:bookmarkEnd w:id="20"/>
+    <w:bookmarkEnd w:id="21"/>
+    <w:bookmarkStart w:id="27" w:name="X4ace0f9db129fe1abea7b491139311d5d2ffd44"/>
+    <w:p>
+      <w:pPr>
+        <w:pStyle w:val="Heading2"/>
+      </w:pPr>
+      <w:r>
+        <w:t xml:space="preserve">4. Die Synthese: Der Logos in den Gesetzen der Quanten-Informationstheorie (QIT)</w:t>
       </w:r>
     </w:p>
     <w:p>
@@ -573,265 +943,259 @@
         <w:pStyle w:val="FirstParagraph"/>
       </w:pPr>
       <w:r>
-        <w:t xml:space="preserve">Das altgriechische Substantiv</w:t>
-      </w:r>
-      <w:r>
-        <w:t xml:space="preserve"> </w:t>
-      </w:r>
-      <w:r>
-        <w:rPr>
-          <w:b/>
-          <w:bCs/>
-        </w:rPr>
-        <w:t xml:space="preserve">λόγος (logos)</w:t>
-      </w:r>
-      <w:r>
-        <w:t xml:space="preserve"> </w:t>
-      </w:r>
-      <w:r>
-        <w:t xml:space="preserve">leitet sich vom Verb</w:t>
-      </w:r>
-      <w:r>
-        <w:t xml:space="preserve"> </w:t>
-      </w:r>
-      <w:r>
-        <w:rPr>
-          <w:b/>
-          <w:bCs/>
-        </w:rPr>
-        <w:t xml:space="preserve">λέγειν (legein)</w:t>
-      </w:r>
-      <w:r>
-        <w:t xml:space="preserve"> </w:t>
-      </w:r>
-      <w:r>
-        <w:t xml:space="preserve">ab. Seine ursprüngliche indogermanische Wurzel bedeutet nicht „reden“, sondern:</w:t>
-      </w:r>
-      <w:r>
-        <w:t xml:space="preserve"> </w:t>
-      </w:r>
-      <w:r>
-        <w:t xml:space="preserve">*</w:t>
-      </w:r>
-      <w:r>
-        <w:t xml:space="preserve"> </w:t>
-      </w:r>
-      <w:r>
-        <w:rPr>
-          <w:b/>
-          <w:bCs/>
-        </w:rPr>
-        <w:t xml:space="preserve">sammeln, auflesen, zusammenfügen</w:t>
-      </w:r>
-      <w:r>
-        <w:t xml:space="preserve"> </w:t>
-      </w:r>
-      <w:r>
-        <w:t xml:space="preserve">*</w:t>
-      </w:r>
-      <w:r>
-        <w:t xml:space="preserve"> </w:t>
-      </w:r>
-      <w:r>
-        <w:rPr>
-          <w:b/>
-          <w:bCs/>
-        </w:rPr>
-        <w:t xml:space="preserve">in Ordnung bringen, gliedern, zählen, berechnen</w:t>
-      </w:r>
-      <w:r>
-        <w:t xml:space="preserve"> </w:t>
-      </w:r>
-      <w:r>
-        <w:t xml:space="preserve">(vgl.</w:t>
-      </w:r>
-      <w:r>
-        <w:t xml:space="preserve"> </w:t>
-      </w:r>
-      <w:r>
-        <w:rPr>
-          <w:i/>
-          <w:iCs/>
-        </w:rPr>
-        <w:t xml:space="preserve">Logik</w:t>
-      </w:r>
-      <w:r>
-        <w:t xml:space="preserve">,</w:t>
-      </w:r>
-      <w:r>
-        <w:t xml:space="preserve"> </w:t>
-      </w:r>
-      <w:r>
-        <w:rPr>
-          <w:i/>
-          <w:iCs/>
-        </w:rPr>
-        <w:t xml:space="preserve">Logistik</w:t>
-      </w:r>
-      <w:r>
-        <w:t xml:space="preserve">,</w:t>
-      </w:r>
-      <w:r>
-        <w:t xml:space="preserve"> </w:t>
-      </w:r>
-      <w:r>
-        <w:rPr>
-          <w:i/>
-          <w:iCs/>
-        </w:rPr>
-        <w:t xml:space="preserve">Algorithmus</w:t>
-      </w:r>
-      <w:r>
-        <w:t xml:space="preserve">)</w:t>
-      </w:r>
-      <w:r>
-        <w:t xml:space="preserve"> </w:t>
-      </w:r>
-      <w:r>
-        <w:t xml:space="preserve">*</w:t>
-      </w:r>
-      <w:r>
-        <w:t xml:space="preserve"> </w:t>
-      </w:r>
-      <w:r>
-        <w:rPr>
-          <w:b/>
-          <w:bCs/>
-        </w:rPr>
-        <w:t xml:space="preserve">Rechenschaft ablegen, eine Relation/ein Verhältnis ausdrücken</w:t>
-      </w:r>
-      <w:r>
-        <w:t xml:space="preserve"> </w:t>
-      </w:r>
-      <w:r>
-        <w:t xml:space="preserve">(vgl. mathematisch:</w:t>
-      </w:r>
-      <w:r>
-        <w:t xml:space="preserve"> </w:t>
-      </w:r>
-      <w:r>
-        <w:rPr>
-          <w:i/>
-          <w:iCs/>
-        </w:rPr>
-        <w:t xml:space="preserve">Analogie</w:t>
-      </w:r>
-      <w:r>
-        <w:t xml:space="preserve">, Verhältnis zweier Größen)</w:t>
-      </w:r>
-    </w:p>
-    <w:p>
-      <w:pPr>
-        <w:pStyle w:val="BodyText"/>
-      </w:pPr>
-      <w:r>
-        <w:t xml:space="preserve">Erst an nachgeordneter Stelle bedeutet</w:t>
-      </w:r>
-      <w:r>
-        <w:t xml:space="preserve"> </w:t>
-      </w:r>
-      <w:r>
-        <w:rPr>
-          <w:i/>
-          <w:iCs/>
-        </w:rPr>
-        <w:t xml:space="preserve">Logos</w:t>
-      </w:r>
-      <w:r>
-        <w:t xml:space="preserve"> </w:t>
-      </w:r>
-      <w:r>
-        <w:t xml:space="preserve">auch Rede, Ausspruch oder Erzählung.</w:t>
-      </w:r>
-    </w:p>
-    <w:p>
-      <w:pPr>
-        <w:pStyle w:val="BodyText"/>
-      </w:pPr>
-      <w:r>
-        <w:t xml:space="preserve">Wenn das Griechische ein bloß gesprochenes Einzelwort, eine Vokabel oder einen sprachlichen Laut meint, verwendet es das Wort</w:t>
-      </w:r>
-      <w:r>
-        <w:t xml:space="preserve"> </w:t>
-      </w:r>
-      <w:r>
-        <w:rPr>
-          <w:b/>
-          <w:bCs/>
-        </w:rPr>
-        <w:t xml:space="preserve">ῥῆμα (rhēma)</w:t>
-      </w:r>
-      <w:r>
-        <w:t xml:space="preserve"> </w:t>
-      </w:r>
-      <w:r>
-        <w:t xml:space="preserve">oder</w:t>
-      </w:r>
-      <w:r>
-        <w:t xml:space="preserve"> </w:t>
-      </w:r>
-      <w:r>
-        <w:rPr>
-          <w:b/>
-          <w:bCs/>
-        </w:rPr>
-        <w:t xml:space="preserve">ὄνομα (onoma)</w:t>
-      </w:r>
-      <w:r>
-        <w:t xml:space="preserve">. Der Verfasser des Johannesevangeliums hat sich jedoch dezidiert und präzise für</w:t>
-      </w:r>
-      <w:r>
-        <w:t xml:space="preserve"> </w:t>
-      </w:r>
-      <w:r>
-        <w:rPr>
-          <w:b/>
-          <w:bCs/>
-        </w:rPr>
-        <w:t xml:space="preserve">λόγος</w:t>
-      </w:r>
-      <w:r>
-        <w:t xml:space="preserve"> </w:t>
-      </w:r>
-      <w:r>
-        <w:t xml:space="preserve">entschieden.</w:t>
-      </w:r>
-    </w:p>
-    <w:p>
-      <w:pPr>
-        <w:pStyle w:val="BodyText"/>
-      </w:pPr>
-      <w:r>
-        <w:t xml:space="preserve">Ein „Wort“ ist ein vom Menschen erzeugtes Symbol; der</w:t>
-      </w:r>
-      <w:r>
-        <w:t xml:space="preserve"> </w:t>
-      </w:r>
-      <w:r>
-        <w:rPr>
-          <w:b/>
-          <w:bCs/>
-        </w:rPr>
-        <w:t xml:space="preserve">Logos</w:t>
-      </w:r>
-      <w:r>
-        <w:t xml:space="preserve"> </w:t>
-      </w:r>
-      <w:r>
-        <w:t xml:space="preserve">hingegen ist die</w:t>
-      </w:r>
-      <w:r>
-        <w:t xml:space="preserve"> </w:t>
-      </w:r>
-      <w:r>
-        <w:rPr>
-          <w:b/>
-          <w:bCs/>
-        </w:rPr>
-        <w:t xml:space="preserve">Sinn- und Ordnungsstruktur der Wirklichkeit selbst</w:t>
-      </w:r>
-      <w:r>
-        <w:t xml:space="preserve">, die allem Sprechen erst vorausgeht.</w:t>
+        <w:t xml:space="preserve">Was die antiken Philosophen und der Verfasser des Johannesevangeliums in intuitiver Schau erkannten, lässt sich heute mit den mathematischen Gesetzen der</w:t>
+      </w:r>
+      <w:r>
+        <w:t xml:space="preserve"> </w:t>
+      </w:r>
+      <w:r>
+        <w:rPr>
+          <w:b/>
+          <w:bCs/>
+        </w:rPr>
+        <w:t xml:space="preserve">Quanten-Informationstheorie (QIT)</w:t>
+      </w:r>
+      <w:r>
+        <w:t xml:space="preserve"> </w:t>
+      </w:r>
+      <w:r>
+        <w:t xml:space="preserve">exakt formalisieren:</w:t>
+      </w:r>
+    </w:p>
+    <w:p>
+      <w:pPr>
+        <w:pStyle w:val="SourceCode"/>
+      </w:pPr>
+      <w:r>
+        <w:rPr>
+          <w:rStyle w:val="VerbatimChar"/>
+        </w:rPr>
+        <w:t xml:space="preserve">flowchart LR</w:t>
+      </w:r>
+      <w:r>
+        <w:br/>
+      </w:r>
+      <w:r>
+        <w:rPr>
+          <w:rStyle w:val="VerbatimChar"/>
+        </w:rPr>
+        <w:t xml:space="preserve">    subgraph JOHANNES["&lt;b&gt;Johannes 1,1–5 (Ontologie des Geistes)&lt;/b&gt;"]</w:t>
+      </w:r>
+      <w:r>
+        <w:br/>
+      </w:r>
+      <w:r>
+        <w:rPr>
+          <w:rStyle w:val="VerbatimChar"/>
+        </w:rPr>
+        <w:t xml:space="preserve">        direction TB</w:t>
+      </w:r>
+      <w:r>
+        <w:br/>
+      </w:r>
+      <w:r>
+        <w:rPr>
+          <w:rStyle w:val="VerbatimChar"/>
+        </w:rPr>
+        <w:t xml:space="preserve">        J1["&lt;b&gt;Ἐν ἀρχῇ ἦν ὁ Λόγος&lt;/b&gt;&lt;br&gt;Im Urgrund ist die relationale Geist-Struktur"]</w:t>
+      </w:r>
+      <w:r>
+        <w:br/>
+      </w:r>
+      <w:r>
+        <w:rPr>
+          <w:rStyle w:val="VerbatimChar"/>
+        </w:rPr>
+        <w:t xml:space="preserve">        J2["&lt;b&gt;Πάντα δι’ αὐτοῦ ἐγένετο&lt;/b&gt;&lt;br&gt;Alles ist durch ihn verwoben und geworden"]</w:t>
+      </w:r>
+      <w:r>
+        <w:br/>
+      </w:r>
+      <w:r>
+        <w:rPr>
+          <w:rStyle w:val="VerbatimChar"/>
+        </w:rPr>
+        <w:t xml:space="preserve">        J3["&lt;b&gt;Ἐν αὐτῷ Ζωὴ ἦν&lt;/b&gt;&lt;br&gt;Im Logos war das Leben (Autopoiesis)"]</w:t>
+      </w:r>
+      <w:r>
+        <w:br/>
+      </w:r>
+      <w:r>
+        <w:rPr>
+          <w:rStyle w:val="VerbatimChar"/>
+        </w:rPr>
+        <w:t xml:space="preserve">        J4["&lt;b&gt;Τὸ Φῶς φαίνει ἐν τῇ σκοτίᾳ&lt;/b&gt;&lt;br&gt;Das Licht leuchtet auf in der Finsternis"]</w:t>
+      </w:r>
+      <w:r>
+        <w:br/>
+      </w:r>
+      <w:r>
+        <w:rPr>
+          <w:rStyle w:val="VerbatimChar"/>
+        </w:rPr>
+        <w:t xml:space="preserve">        J5["&lt;b&gt;Ἡ σκοτία αὐτὸ οὐ κατέλαβεν&lt;/b&gt;&lt;br&gt;Die Finsternis kann es nicht vernichten"]</w:t>
+      </w:r>
+      <w:r>
+        <w:br/>
+      </w:r>
+      <w:r>
+        <w:rPr>
+          <w:rStyle w:val="VerbatimChar"/>
+        </w:rPr>
+        <w:t xml:space="preserve">        J1 --&gt; J2 --&gt; J3 --&gt; J4 --&gt; J5</w:t>
+      </w:r>
+      <w:r>
+        <w:br/>
+      </w:r>
+      <w:r>
+        <w:rPr>
+          <w:rStyle w:val="VerbatimChar"/>
+        </w:rPr>
+        <w:t xml:space="preserve">    end</w:t>
+      </w:r>
+      <w:r>
+        <w:br/>
+      </w:r>
+      <w:r>
+        <w:rPr>
+          <w:rStyle w:val="VerbatimChar"/>
+        </w:rPr>
+        <w:t xml:space="preserve">    </w:t>
+      </w:r>
+      <w:r>
+        <w:br/>
+      </w:r>
+      <w:r>
+        <w:rPr>
+          <w:rStyle w:val="VerbatimChar"/>
+        </w:rPr>
+        <w:t xml:space="preserve">    subgraph QIT["&lt;b&gt;Quanten-Informationstheorie (QIT-Physik)&lt;/b&gt;"]</w:t>
+      </w:r>
+      <w:r>
+        <w:br/>
+      </w:r>
+      <w:r>
+        <w:rPr>
+          <w:rStyle w:val="VerbatimChar"/>
+        </w:rPr>
+        <w:t xml:space="preserve">        direction TB</w:t>
+      </w:r>
+      <w:r>
+        <w:br/>
+      </w:r>
+      <w:r>
+        <w:rPr>
+          <w:rStyle w:val="VerbatimChar"/>
+        </w:rPr>
+        <w:t xml:space="preserve">        Q1["&lt;b&gt;1. Universeller Quantenzustand |Ψ⟩&lt;/b&gt;&lt;br&gt;'It from Qubit' · Reine relationale Potenzialität"]</w:t>
+      </w:r>
+      <w:r>
+        <w:br/>
+      </w:r>
+      <w:r>
+        <w:rPr>
+          <w:rStyle w:val="VerbatimChar"/>
+        </w:rPr>
+        <w:t xml:space="preserve">        Q2["&lt;b&gt;2. Quantenverschränkung (Entanglement)&lt;/b&gt;&lt;br&gt;Bell-Theorem · Kein isolierter lokaler Realismus"]</w:t>
+      </w:r>
+      <w:r>
+        <w:br/>
+      </w:r>
+      <w:r>
+        <w:rPr>
+          <w:rStyle w:val="VerbatimChar"/>
+        </w:rPr>
+        <w:t xml:space="preserve">        Q3["&lt;b&gt;3. Quanten-Darwinismus &amp; Dekohärenz&lt;/b&gt;&lt;br&gt;Markov-Blankets · Pointer States · NESS-Erhaltung"]</w:t>
+      </w:r>
+      <w:r>
+        <w:br/>
+      </w:r>
+      <w:r>
+        <w:rPr>
+          <w:rStyle w:val="VerbatimChar"/>
+        </w:rPr>
+        <w:t xml:space="preserve">        Q4["&lt;b&gt;4. Quantenmessung &amp; 'Participatory Universe'&lt;/b&gt;&lt;br&gt;Wheeler: Actualization · 1st-Person Qualia (Φ &gt; 0)"]</w:t>
+      </w:r>
+      <w:r>
+        <w:br/>
+      </w:r>
+      <w:r>
+        <w:rPr>
+          <w:rStyle w:val="VerbatimChar"/>
+        </w:rPr>
+        <w:t xml:space="preserve">        Q5["&lt;b&gt;5. Unitarität &amp; No-Hiding-Theorem&lt;/b&gt;&lt;br&gt;Information ist fundamental unzerstörbar"]</w:t>
+      </w:r>
+      <w:r>
+        <w:br/>
+      </w:r>
+      <w:r>
+        <w:rPr>
+          <w:rStyle w:val="VerbatimChar"/>
+        </w:rPr>
+        <w:t xml:space="preserve">        Q1 --&gt; Q2 --&gt; Q3 --&gt; Q4 --&gt; Q5</w:t>
+      </w:r>
+      <w:r>
+        <w:br/>
+      </w:r>
+      <w:r>
+        <w:rPr>
+          <w:rStyle w:val="VerbatimChar"/>
+        </w:rPr>
+        <w:t xml:space="preserve">    end</w:t>
+      </w:r>
+      <w:r>
+        <w:br/>
+      </w:r>
+      <w:r>
+        <w:rPr>
+          <w:rStyle w:val="VerbatimChar"/>
+        </w:rPr>
+        <w:t xml:space="preserve">    </w:t>
+      </w:r>
+      <w:r>
+        <w:br/>
+      </w:r>
+      <w:r>
+        <w:rPr>
+          <w:rStyle w:val="VerbatimChar"/>
+        </w:rPr>
+        <w:t xml:space="preserve">    J1 &lt;===&gt; Q1</w:t>
+      </w:r>
+      <w:r>
+        <w:br/>
+      </w:r>
+      <w:r>
+        <w:rPr>
+          <w:rStyle w:val="VerbatimChar"/>
+        </w:rPr>
+        <w:t xml:space="preserve">    J2 &lt;===&gt; Q2</w:t>
+      </w:r>
+      <w:r>
+        <w:br/>
+      </w:r>
+      <w:r>
+        <w:rPr>
+          <w:rStyle w:val="VerbatimChar"/>
+        </w:rPr>
+        <w:t xml:space="preserve">    J3 &lt;===&gt; Q3</w:t>
+      </w:r>
+      <w:r>
+        <w:br/>
+      </w:r>
+      <w:r>
+        <w:rPr>
+          <w:rStyle w:val="VerbatimChar"/>
+        </w:rPr>
+        <w:t xml:space="preserve">    J4 &lt;===&gt; Q4</w:t>
+      </w:r>
+      <w:r>
+        <w:br/>
+      </w:r>
+      <w:r>
+        <w:rPr>
+          <w:rStyle w:val="VerbatimChar"/>
+        </w:rPr>
+        <w:t xml:space="preserve">    J5 &lt;===&gt; Q5</w:t>
       </w:r>
     </w:p>
     <w:p>
@@ -841,22 +1205,13 @@
         </w:pict>
       </w:r>
     </w:p>
-    <w:bookmarkEnd w:id="18"/>
-    <w:bookmarkStart w:id="19" w:name="X7ab8d8324bb9886d0cf34c5c647451b6fb585ca"/>
+    <w:bookmarkStart w:id="22" w:name="Xbb000b6364401e6a5d836d664b45b0e9e548336"/>
     <w:p>
       <w:pPr>
         <w:pStyle w:val="Heading3"/>
       </w:pPr>
       <w:r>
-        <w:t xml:space="preserve">2. Die Philosophiegeschichte: Vom Weltgesetz zur Schöpfermatrix</w:t>
-      </w:r>
-    </w:p>
-    <w:p>
-      <w:pPr>
-        <w:pStyle w:val="FirstParagraph"/>
-      </w:pPr>
-      <w:r>
-        <w:t xml:space="preserve">Als der Johannesprolog um 90–100 n. Chr. in Ephesus – einer Hochburg der griechischen Philosophie – niedergeschrieben wurde, blickte der Begriff</w:t>
+        <w:t xml:space="preserve">4.1</w:t>
       </w:r>
       <w:r>
         <w:t xml:space="preserve"> </w:t>
@@ -866,514 +1221,7 @@
           <w:i/>
           <w:iCs/>
         </w:rPr>
-        <w:t xml:space="preserve">Logos</w:t>
-      </w:r>
-      <w:r>
-        <w:t xml:space="preserve"> </w:t>
-      </w:r>
-      <w:r>
-        <w:t xml:space="preserve">bereits auf eine 600-jährige philosophische Reifung zurück. Kein gebildeter Zeitgenosse dachte bei</w:t>
-      </w:r>
-      <w:r>
-        <w:t xml:space="preserve"> </w:t>
-      </w:r>
-      <w:r>
-        <w:rPr>
-          <w:i/>
-          <w:iCs/>
-        </w:rPr>
-        <w:t xml:space="preserve">Logos</w:t>
-      </w:r>
-      <w:r>
-        <w:t xml:space="preserve"> </w:t>
-      </w:r>
-      <w:r>
-        <w:t xml:space="preserve">an ein Buchstabengebilde:</w:t>
-      </w:r>
-    </w:p>
-    <w:p>
-      <w:pPr>
-        <w:numPr>
-          <w:ilvl w:val="0"/>
-          <w:numId w:val="1001"/>
-        </w:numPr>
-      </w:pPr>
-      <w:r>
-        <w:rPr>
-          <w:b/>
-          <w:bCs/>
-        </w:rPr>
-        <w:t xml:space="preserve">Heraklit von Ephesos (ca. 535–475 v. Chr.):</w:t>
-      </w:r>
-      <w:r>
-        <w:br/>
-      </w:r>
-      <w:r>
-        <w:t xml:space="preserve">Heraklit führte den Logos als philosophischen Zentralbegriff ein. Inmitten des ewigen Wandels und des Flusses aller Dinge (</w:t>
-      </w:r>
-      <w:r>
-        <w:rPr>
-          <w:i/>
-          <w:iCs/>
-        </w:rPr>
-        <w:t xml:space="preserve">Panta rhei</w:t>
-      </w:r>
-      <w:r>
-        <w:t xml:space="preserve">) ist der Logos das</w:t>
-      </w:r>
-      <w:r>
-        <w:t xml:space="preserve"> </w:t>
-      </w:r>
-      <w:r>
-        <w:rPr>
-          <w:b/>
-          <w:bCs/>
-        </w:rPr>
-        <w:t xml:space="preserve">ewige, unvergängliche Gesetz des Maßes und der Ordnung</w:t>
-      </w:r>
-      <w:r>
-        <w:t xml:space="preserve">, das die Gegensätze in dynamischer Harmonie zusammenhält:</w:t>
-      </w:r>
-      <w:r>
-        <w:br/>
-      </w:r>
-      <w:r>
-        <w:t xml:space="preserve">&gt;</w:t>
-      </w:r>
-      <w:r>
-        <w:t xml:space="preserve"> </w:t>
-      </w:r>
-      <w:r>
-        <w:rPr>
-          <w:i/>
-          <w:iCs/>
-        </w:rPr>
-        <w:t xml:space="preserve">„Nicht mir, sondern dem Logos vernehmend ist es weise einzugestehen, dass alles Eins ist.“</w:t>
-      </w:r>
-      <w:r>
-        <w:t xml:space="preserve"> </w:t>
-      </w:r>
-      <w:r>
-        <w:t xml:space="preserve">(Heraklit, Fragment B 50).</w:t>
-      </w:r>
-    </w:p>
-    <w:p>
-      <w:pPr>
-        <w:numPr>
-          <w:ilvl w:val="0"/>
-          <w:numId w:val="1001"/>
-        </w:numPr>
-      </w:pPr>
-      <w:r>
-        <w:rPr>
-          <w:b/>
-          <w:bCs/>
-        </w:rPr>
-        <w:t xml:space="preserve">Die Stoa (Zenon, Chrysippos, Kleanthes, Seneca):</w:t>
-      </w:r>
-      <w:r>
-        <w:br/>
-      </w:r>
-      <w:r>
-        <w:t xml:space="preserve">Für die Stoiker ist der Logos die</w:t>
-      </w:r>
-      <w:r>
-        <w:t xml:space="preserve"> </w:t>
-      </w:r>
-      <w:r>
-        <w:rPr>
-          <w:b/>
-          <w:bCs/>
-        </w:rPr>
-        <w:t xml:space="preserve">aktive, göttliche Weltvernunft</w:t>
-      </w:r>
-      <w:r>
-        <w:t xml:space="preserve">, die die gesamte Materie durchdringt und belebt. Sie prägten den Begriff des</w:t>
-      </w:r>
-      <w:r>
-        <w:t xml:space="preserve"> </w:t>
-      </w:r>
-      <w:r>
-        <w:rPr>
-          <w:b/>
-          <w:bCs/>
-        </w:rPr>
-        <w:t xml:space="preserve">Logos Spermatikos (λόγος σπερματικός)</w:t>
-      </w:r>
-      <w:r>
-        <w:t xml:space="preserve"> </w:t>
-      </w:r>
-      <w:r>
-        <w:t xml:space="preserve">– der „keimhaften Vernunftkräfte“, die als schöpferische Organisationsprinzipien in allen Dingen wirken und die Evolution der Formen steuern.</w:t>
-      </w:r>
-    </w:p>
-    <w:p>
-      <w:pPr>
-        <w:numPr>
-          <w:ilvl w:val="0"/>
-          <w:numId w:val="1001"/>
-        </w:numPr>
-      </w:pPr>
-      <w:r>
-        <w:rPr>
-          <w:b/>
-          <w:bCs/>
-        </w:rPr>
-        <w:t xml:space="preserve">Philon von Alexandria (ca. 20 v. Chr. – 50 n. Chr.):</w:t>
-      </w:r>
-      <w:r>
-        <w:br/>
-      </w:r>
-      <w:r>
-        <w:t xml:space="preserve">Philon, der große jüdisch-hellenistische Philosoph, schlug die Brücke zwischen der hebräischen Tora und dem Platonismus. Für Philon ist der Logos:</w:t>
-      </w:r>
-    </w:p>
-    <w:p>
-      <w:pPr>
-        <w:pStyle w:val="Compact"/>
-        <w:numPr>
-          <w:ilvl w:val="1"/>
-          <w:numId w:val="1002"/>
-        </w:numPr>
-      </w:pPr>
-      <w:r>
-        <w:t xml:space="preserve">Die</w:t>
-      </w:r>
-      <w:r>
-        <w:t xml:space="preserve"> </w:t>
-      </w:r>
-      <w:r>
-        <w:rPr>
-          <w:b/>
-          <w:bCs/>
-        </w:rPr>
-        <w:t xml:space="preserve">Ideenwelt des Geistes (</w:t>
-      </w:r>
-      <w:r>
-        <w:rPr>
-          <w:b/>
-          <w:bCs/>
-          <w:i/>
-          <w:iCs/>
-        </w:rPr>
-        <w:t xml:space="preserve">Kosmos Noētos</w:t>
-      </w:r>
-      <w:r>
-        <w:rPr>
-          <w:b/>
-          <w:bCs/>
-        </w:rPr>
-        <w:t xml:space="preserve">)</w:t>
-      </w:r>
-      <w:r>
-        <w:t xml:space="preserve">, der göttliche Bauplan des Universums.</w:t>
-      </w:r>
-    </w:p>
-    <w:p>
-      <w:pPr>
-        <w:pStyle w:val="Compact"/>
-        <w:numPr>
-          <w:ilvl w:val="1"/>
-          <w:numId w:val="1002"/>
-        </w:numPr>
-      </w:pPr>
-      <w:r>
-        <w:t xml:space="preserve">Der</w:t>
-      </w:r>
-      <w:r>
-        <w:t xml:space="preserve"> </w:t>
-      </w:r>
-      <w:r>
-        <w:rPr>
-          <w:b/>
-          <w:bCs/>
-        </w:rPr>
-        <w:t xml:space="preserve">Erstgeborene Sohn Gottes</w:t>
-      </w:r>
-      <w:r>
-        <w:t xml:space="preserve">, die vermittelnde Schöpferkraft, durch die das transzendente, unendliche Eine in die sichtbare, materielle Welt hineinwirkt.</w:t>
-      </w:r>
-    </w:p>
-    <w:p>
-      <w:pPr>
-        <w:pStyle w:val="FirstParagraph"/>
-      </w:pPr>
-      <w:r>
-        <w:t xml:space="preserve">Als Johannes schreibt:</w:t>
-      </w:r>
-      <w:r>
-        <w:t xml:space="preserve"> </w:t>
-      </w:r>
-      <w:r>
-        <w:rPr>
-          <w:i/>
-          <w:iCs/>
-        </w:rPr>
-        <w:t xml:space="preserve">„Ἐν ἀρχῇ ἦν ὁ λόγος“</w:t>
-      </w:r>
-      <w:r>
-        <w:t xml:space="preserve">, greift er exakt diesen hochdifferenzierten metaphysischen Resonanzraum auf. Zu sagen „Im Anfang war das Wort“ tilgt diese gesamte Tiefe und macht den Prolog unverständlich.</w:t>
-      </w:r>
-    </w:p>
-    <w:p>
-      <w:r>
-        <w:pict>
-          <v:rect style="width:0;height:1.5pt" o:hralign="center" o:hrstd="t" o:hr="t"/>
-        </w:pict>
-      </w:r>
-    </w:p>
-    <w:bookmarkEnd w:id="19"/>
-    <w:bookmarkStart w:id="20" w:name="X1962cd393d4fa1a202b1f1748e00f7b0679680b"/>
-    <w:p>
-      <w:pPr>
-        <w:pStyle w:val="Heading3"/>
-      </w:pPr>
-      <w:r>
-        <w:t xml:space="preserve">3. Goethes Faust und das Ringen um die Übersetzung</w:t>
-      </w:r>
-    </w:p>
-    <w:p>
-      <w:pPr>
-        <w:pStyle w:val="FirstParagraph"/>
-      </w:pPr>
-      <w:r>
-        <w:t xml:space="preserve">Dass die Gleichsetzung von</w:t>
-      </w:r>
-      <w:r>
-        <w:t xml:space="preserve"> </w:t>
-      </w:r>
-      <w:r>
-        <w:rPr>
-          <w:i/>
-          <w:iCs/>
-        </w:rPr>
-        <w:t xml:space="preserve">Logos</w:t>
-      </w:r>
-      <w:r>
-        <w:t xml:space="preserve"> </w:t>
-      </w:r>
-      <w:r>
-        <w:t xml:space="preserve">mit</w:t>
-      </w:r>
-      <w:r>
-        <w:t xml:space="preserve"> </w:t>
-      </w:r>
-      <w:r>
-        <w:rPr>
-          <w:i/>
-          <w:iCs/>
-        </w:rPr>
-        <w:t xml:space="preserve">Wort</w:t>
-      </w:r>
-      <w:r>
-        <w:t xml:space="preserve"> </w:t>
-      </w:r>
-      <w:r>
-        <w:t xml:space="preserve">unzureichend ist, erkannte bereits</w:t>
-      </w:r>
-      <w:r>
-        <w:t xml:space="preserve"> </w:t>
-      </w:r>
-      <w:r>
-        <w:rPr>
-          <w:b/>
-          <w:bCs/>
-        </w:rPr>
-        <w:t xml:space="preserve">Johann Wolfgang von Goethe</w:t>
-      </w:r>
-      <w:r>
-        <w:t xml:space="preserve"> </w:t>
-      </w:r>
-      <w:r>
-        <w:t xml:space="preserve">in seinem</w:t>
-      </w:r>
-      <w:r>
-        <w:t xml:space="preserve"> </w:t>
-      </w:r>
-      <w:r>
-        <w:rPr>
-          <w:i/>
-          <w:iCs/>
-        </w:rPr>
-        <w:t xml:space="preserve">Faust I</w:t>
-      </w:r>
-      <w:r>
-        <w:t xml:space="preserve"> </w:t>
-      </w:r>
-      <w:r>
-        <w:t xml:space="preserve">(Studierzimmerszene). Faust versucht, den Johannesprolog ins Deutsche zu übertragen, und scheitert schrittweise am Begriff:</w:t>
-      </w:r>
-    </w:p>
-    <w:p>
-      <w:pPr>
-        <w:pStyle w:val="BlockText"/>
-      </w:pPr>
-      <w:r>
-        <w:rPr>
-          <w:i/>
-          <w:iCs/>
-        </w:rPr>
-        <w:t xml:space="preserve">Geschrieben steht: „Im Anfang war das Wort!“</w:t>
-      </w:r>
-      <w:r>
-        <w:br/>
-      </w:r>
-      <w:r>
-        <w:rPr>
-          <w:i/>
-          <w:iCs/>
-        </w:rPr>
-        <w:t xml:space="preserve">Hier stock ich schon! Wer hilft mir weiter fort?</w:t>
-      </w:r>
-      <w:r>
-        <w:br/>
-      </w:r>
-      <w:r>
-        <w:rPr>
-          <w:i/>
-          <w:iCs/>
-        </w:rPr>
-        <w:t xml:space="preserve">Ich kann das Wort so hoch unmöglich schätzen,</w:t>
-      </w:r>
-      <w:r>
-        <w:br/>
-      </w:r>
-      <w:r>
-        <w:rPr>
-          <w:i/>
-          <w:iCs/>
-        </w:rPr>
-        <w:t xml:space="preserve">Ich muß es anders übersetzen,</w:t>
-      </w:r>
-      <w:r>
-        <w:br/>
-      </w:r>
-      <w:r>
-        <w:rPr>
-          <w:i/>
-          <w:iCs/>
-        </w:rPr>
-        <w:t xml:space="preserve">Wenn ich vom Geiste recht erleuchtet bin.</w:t>
-      </w:r>
-      <w:r>
-        <w:br/>
-      </w:r>
-      <w:r>
-        <w:rPr>
-          <w:i/>
-          <w:iCs/>
-        </w:rPr>
-        <w:t xml:space="preserve">Geschrieben steht: Im Anfang war der Sinn.</w:t>
-      </w:r>
-      <w:r>
-        <w:br/>
-      </w:r>
-      <w:r>
-        <w:rPr>
-          <w:i/>
-          <w:iCs/>
-        </w:rPr>
-        <w:t xml:space="preserve">Bedenke wohl die erste Zeile,</w:t>
-      </w:r>
-      <w:r>
-        <w:br/>
-      </w:r>
-      <w:r>
-        <w:rPr>
-          <w:i/>
-          <w:iCs/>
-        </w:rPr>
-        <w:t xml:space="preserve">Daß deine Feder sich nicht übereile!</w:t>
-      </w:r>
-      <w:r>
-        <w:br/>
-      </w:r>
-      <w:r>
-        <w:rPr>
-          <w:i/>
-          <w:iCs/>
-        </w:rPr>
-        <w:t xml:space="preserve">Ist es der Sinn, der alles wirkt und schafft?</w:t>
-      </w:r>
-      <w:r>
-        <w:br/>
-      </w:r>
-      <w:r>
-        <w:rPr>
-          <w:i/>
-          <w:iCs/>
-        </w:rPr>
-        <w:t xml:space="preserve">Es sollte stehn: Im Anfang war die Kraft!</w:t>
-      </w:r>
-      <w:r>
-        <w:br/>
-      </w:r>
-      <w:r>
-        <w:rPr>
-          <w:i/>
-          <w:iCs/>
-        </w:rPr>
-        <w:t xml:space="preserve">Doch, auch indem ich dieses niederschreibe,</w:t>
-      </w:r>
-      <w:r>
-        <w:br/>
-      </w:r>
-      <w:r>
-        <w:rPr>
-          <w:i/>
-          <w:iCs/>
-        </w:rPr>
-        <w:t xml:space="preserve">Schon warnt mich was, daß ich dabei nicht bleibe.</w:t>
-      </w:r>
-      <w:r>
-        <w:br/>
-      </w:r>
-      <w:r>
-        <w:rPr>
-          <w:i/>
-          <w:iCs/>
-        </w:rPr>
-        <w:t xml:space="preserve">Mir hilft der Geist! auf einmal seh ich Rat</w:t>
-      </w:r>
-      <w:r>
-        <w:br/>
-      </w:r>
-      <w:r>
-        <w:rPr>
-          <w:i/>
-          <w:iCs/>
-        </w:rPr>
-        <w:t xml:space="preserve">Und schreibe getrost: Im Anfang war die Tat!</w:t>
-      </w:r>
-    </w:p>
-    <w:p>
-      <w:pPr>
-        <w:pStyle w:val="FirstParagraph"/>
-      </w:pPr>
-      <w:r>
-        <w:t xml:space="preserve">Faust durchschreitet die Schichten des Logos:</w:t>
-      </w:r>
-      <w:r>
-        <w:t xml:space="preserve"> </w:t>
-      </w:r>
-      <w:r>
-        <w:t xml:space="preserve">1.</w:t>
-      </w:r>
-      <w:r>
-        <w:t xml:space="preserve"> </w:t>
-      </w:r>
-      <w:r>
-        <w:rPr>
-          <w:b/>
-          <w:bCs/>
-        </w:rPr>
-        <w:t xml:space="preserve">Wort</w:t>
-      </w:r>
-      <w:r>
-        <w:t xml:space="preserve"> </w:t>
-      </w:r>
-      <w:r>
-        <w:t xml:space="preserve">(Verbum / Symbol)</w:t>
+        <w:t xml:space="preserve">Ἐν ἀρχῇ ἦν ὁ Λόγος</w:t>
       </w:r>
       <w:r>
         <w:t xml:space="preserve"> </w:t>
@@ -1383,36 +1231,24 @@
           <m:rPr>
             <m:sty m:val="p"/>
           </m:rPr>
-          <m:t>→</m:t>
+          <m:t>⇔</m:t>
         </m:r>
       </m:oMath>
       <w:r>
         <w:t xml:space="preserve"> </w:t>
       </w:r>
       <w:r>
-        <w:t xml:space="preserve">unzureichend statisch.</w:t>
-      </w:r>
-      <w:r>
-        <w:t xml:space="preserve"> </w:t>
-      </w:r>
-      <w:r>
-        <w:t xml:space="preserve">2.</w:t>
-      </w:r>
-      <w:r>
-        <w:t xml:space="preserve"> </w:t>
-      </w:r>
-      <w:r>
-        <w:rPr>
-          <w:b/>
-          <w:bCs/>
-        </w:rPr>
-        <w:t xml:space="preserve">Sinn</w:t>
-      </w:r>
-      <w:r>
-        <w:t xml:space="preserve"> </w:t>
-      </w:r>
-      <w:r>
-        <w:t xml:space="preserve">(Ratio / Bedeutung)</w:t>
+        <w:rPr>
+          <w:i/>
+          <w:iCs/>
+        </w:rPr>
+        <w:t xml:space="preserve">„It from Qubit“</w:t>
+      </w:r>
+      <w:r>
+        <w:t xml:space="preserve"> </w:t>
+      </w:r>
+      <w:r>
+        <w:t xml:space="preserve">&amp; Der universelle Zustand</w:t>
       </w:r>
       <w:r>
         <w:t xml:space="preserve"> </w:t>
@@ -1422,38 +1258,255 @@
           <m:rPr>
             <m:sty m:val="p"/>
           </m:rPr>
-          <m:t>→</m:t>
+          <m:t>|</m:t>
+        </m:r>
+        <m:r>
+          <m:rPr>
+            <m:sty m:val="p"/>
+          </m:rPr>
+          <m:t>Ψ</m:t>
+        </m:r>
+        <m:r>
+          <m:rPr>
+            <m:sty m:val="p"/>
+          </m:rPr>
+          <m:t>⟩</m:t>
         </m:r>
       </m:oMath>
-      <w:r>
-        <w:t xml:space="preserve"> </w:t>
-      </w:r>
-      <w:r>
-        <w:t xml:space="preserve">erfasst die intelligible Dimension, aber fehlt die Dynamik.</w:t>
-      </w:r>
-      <w:r>
-        <w:t xml:space="preserve"> </w:t>
-      </w:r>
-      <w:r>
-        <w:t xml:space="preserve">3.</w:t>
-      </w:r>
-      <w:r>
-        <w:t xml:space="preserve"> </w:t>
-      </w:r>
-      <w:r>
-        <w:rPr>
-          <w:b/>
-          <w:bCs/>
-        </w:rPr>
-        <w:t xml:space="preserve">Kraft</w:t>
-      </w:r>
-      <w:r>
-        <w:t xml:space="preserve"> </w:t>
-      </w:r>
-      <w:r>
-        <w:t xml:space="preserve">(Dynamis / Energie)</w:t>
-      </w:r>
-      <w:r>
+    </w:p>
+    <w:p>
+      <w:pPr>
+        <w:pStyle w:val="FirstParagraph"/>
+      </w:pPr>
+      <w:r>
+        <w:t xml:space="preserve">In der klassischen Physik (Newton, Laplace) galt träge Masse als Primärsubstanz. Die Quanten-Informationstheorie (John Archibald Wheeler, Anton Zeilinger, Vlatko Vedral) hat dieses Weltbild umgekehrt:</w:t>
+      </w:r>
+      <w:r>
+        <w:t xml:space="preserve"> </w:t>
+      </w:r>
+      <w:r>
+        <w:t xml:space="preserve">*</w:t>
+      </w:r>
+      <w:r>
+        <w:t xml:space="preserve"> </w:t>
+      </w:r>
+      <w:r>
+        <w:rPr>
+          <w:b/>
+          <w:bCs/>
+        </w:rPr>
+        <w:t xml:space="preserve">Materie und Energie sind sekundär; die fundamentale Währung des Seins ist Information:</w:t>
+      </w:r>
+    </w:p>
+    <w:p>
+      <w:pPr>
+        <w:pStyle w:val="BodyText"/>
+      </w:pPr>
+      <m:oMathPara>
+        <m:oMathParaPr>
+          <m:jc m:val="center"/>
+        </m:oMathParaPr>
+        <m:oMath>
+          <m:r>
+            <m:rPr>
+              <m:sty m:val="p"/>
+            </m:rPr>
+            <m:t>|</m:t>
+          </m:r>
+          <m:r>
+            <m:t>ψ</m:t>
+          </m:r>
+          <m:r>
+            <m:rPr>
+              <m:sty m:val="p"/>
+            </m:rPr>
+            <m:t>⟩</m:t>
+          </m:r>
+          <m:r>
+            <m:rPr>
+              <m:sty m:val="p"/>
+            </m:rPr>
+            <m:t>=</m:t>
+          </m:r>
+          <m:r>
+            <m:t>α</m:t>
+          </m:r>
+          <m:r>
+            <m:rPr>
+              <m:sty m:val="p"/>
+            </m:rPr>
+            <m:t>|</m:t>
+          </m:r>
+          <m:r>
+            <m:t>0</m:t>
+          </m:r>
+          <m:r>
+            <m:rPr>
+              <m:sty m:val="p"/>
+            </m:rPr>
+            <m:t>⟩</m:t>
+          </m:r>
+          <m:r>
+            <m:rPr>
+              <m:sty m:val="p"/>
+            </m:rPr>
+            <m:t>+</m:t>
+          </m:r>
+          <m:r>
+            <m:t>β</m:t>
+          </m:r>
+          <m:r>
+            <m:rPr>
+              <m:sty m:val="p"/>
+            </m:rPr>
+            <m:t>|</m:t>
+          </m:r>
+          <m:r>
+            <m:t>1</m:t>
+          </m:r>
+          <m:r>
+            <m:rPr>
+              <m:sty m:val="p"/>
+            </m:rPr>
+            <m:t>⟩</m:t>
+          </m:r>
+          <m:r>
+            <m:t> </m:t>
+          </m:r>
+          <m:r>
+            <m:rPr>
+              <m:sty m:val="p"/>
+            </m:rPr>
+            <m:t>(</m:t>
+          </m:r>
+          <m:r>
+            <m:t>α</m:t>
+          </m:r>
+          <m:r>
+            <m:rPr>
+              <m:sty m:val="p"/>
+            </m:rPr>
+            <m:t>,</m:t>
+          </m:r>
+          <m:r>
+            <m:t>β</m:t>
+          </m:r>
+          <m:r>
+            <m:rPr>
+              <m:sty m:val="p"/>
+            </m:rPr>
+            <m:t>∈</m:t>
+          </m:r>
+          <m:r>
+            <m:rPr>
+              <m:scr m:val="double-struck"/>
+              <m:sty m:val="p"/>
+            </m:rPr>
+            <m:t>C</m:t>
+          </m:r>
+          <m:r>
+            <m:rPr>
+              <m:sty m:val="p"/>
+            </m:rPr>
+            <m:t>,</m:t>
+          </m:r>
+          <m:r>
+            <m:t> </m:t>
+          </m:r>
+          <m:r>
+            <m:rPr>
+              <m:sty m:val="p"/>
+            </m:rPr>
+            <m:t>|</m:t>
+          </m:r>
+          <m:r>
+            <m:t>α</m:t>
+          </m:r>
+          <m:sSup>
+            <m:e>
+              <m:r>
+                <m:rPr>
+                  <m:sty m:val="p"/>
+                </m:rPr>
+                <m:t>|</m:t>
+              </m:r>
+            </m:e>
+            <m:sup>
+              <m:r>
+                <m:t>2</m:t>
+              </m:r>
+            </m:sup>
+          </m:sSup>
+          <m:r>
+            <m:rPr>
+              <m:sty m:val="p"/>
+            </m:rPr>
+            <m:t>+</m:t>
+          </m:r>
+          <m:r>
+            <m:rPr>
+              <m:sty m:val="p"/>
+            </m:rPr>
+            <m:t>|</m:t>
+          </m:r>
+          <m:r>
+            <m:t>β</m:t>
+          </m:r>
+          <m:sSup>
+            <m:e>
+              <m:r>
+                <m:rPr>
+                  <m:sty m:val="p"/>
+                </m:rPr>
+                <m:t>|</m:t>
+              </m:r>
+            </m:e>
+            <m:sup>
+              <m:r>
+                <m:t>2</m:t>
+              </m:r>
+            </m:sup>
+          </m:sSup>
+          <m:r>
+            <m:rPr>
+              <m:sty m:val="p"/>
+            </m:rPr>
+            <m:t>=</m:t>
+          </m:r>
+          <m:r>
+            <m:t>1</m:t>
+          </m:r>
+          <m:r>
+            <m:rPr>
+              <m:sty m:val="p"/>
+            </m:rPr>
+            <m:t>)</m:t>
+          </m:r>
+        </m:oMath>
+      </m:oMathPara>
+    </w:p>
+    <w:p>
+      <w:pPr>
+        <w:pStyle w:val="FirstParagraph"/>
+      </w:pPr>
+      <w:r>
+        <w:t xml:space="preserve">* Vor jeder Aufteilung in Beobachter und Beobachtetes existiert der Kosmos als</w:t>
+      </w:r>
+      <w:r>
+        <w:t xml:space="preserve"> </w:t>
+      </w:r>
+      <w:r>
+        <w:rPr>
+          <w:b/>
+          <w:bCs/>
+        </w:rPr>
+        <w:t xml:space="preserve">reiner, ungeteilter Quantenzustand</w:t>
+      </w:r>
+      <w:r>
+        <w:rPr>
+          <w:b/>
+          <w:bCs/>
+        </w:rPr>
         <w:t xml:space="preserve"> </w:t>
       </w:r>
       <m:oMath>
@@ -1461,36 +1514,111 @@
           <m:rPr>
             <m:sty m:val="p"/>
           </m:rPr>
-          <m:t>→</m:t>
+          <m:t>|</m:t>
+        </m:r>
+        <m:sSub>
+          <m:e>
+            <m:r>
+              <m:rPr>
+                <m:sty m:val="p"/>
+              </m:rPr>
+              <m:t>Ψ</m:t>
+            </m:r>
+          </m:e>
+          <m:sub>
+            <m:r>
+              <m:rPr>
+                <m:nor/>
+                <m:sty m:val="p"/>
+              </m:rPr>
+              <m:t>Universe</m:t>
+            </m:r>
+          </m:sub>
+        </m:sSub>
+        <m:r>
+          <m:rPr>
+            <m:sty m:val="p"/>
+          </m:rPr>
+          <m:t>⟩</m:t>
         </m:r>
       </m:oMath>
       <w:r>
-        <w:t xml:space="preserve"> </w:t>
-      </w:r>
-      <w:r>
-        <w:t xml:space="preserve">erfasst die Wirksamkeit, aber fehlt die Vernunftordnung.</w:t>
-      </w:r>
-      <w:r>
-        <w:t xml:space="preserve"> </w:t>
-      </w:r>
-      <w:r>
-        <w:t xml:space="preserve">4.</w:t>
-      </w:r>
-      <w:r>
-        <w:t xml:space="preserve"> </w:t>
-      </w:r>
-      <w:r>
-        <w:rPr>
-          <w:b/>
-          <w:bCs/>
-        </w:rPr>
-        <w:t xml:space="preserve">Tat</w:t>
-      </w:r>
-      <w:r>
-        <w:t xml:space="preserve"> </w:t>
-      </w:r>
-      <w:r>
-        <w:t xml:space="preserve">(Energeia / Praxis)</w:t>
+        <w:t xml:space="preserve">.</w:t>
+      </w:r>
+      <w:r>
+        <w:t xml:space="preserve"> </w:t>
+      </w:r>
+      <w:r>
+        <w:t xml:space="preserve">*</w:t>
+      </w:r>
+      <w:r>
+        <w:t xml:space="preserve"> </w:t>
+      </w:r>
+      <w:r>
+        <w:rPr>
+          <w:b/>
+          <w:bCs/>
+        </w:rPr>
+        <w:t xml:space="preserve">Die Isomorphie:</w:t>
+      </w:r>
+      <w:r>
+        <w:t xml:space="preserve"> </w:t>
+      </w:r>
+      <w:r>
+        <w:t xml:space="preserve">Der</w:t>
+      </w:r>
+      <w:r>
+        <w:t xml:space="preserve"> </w:t>
+      </w:r>
+      <w:r>
+        <w:rPr>
+          <w:i/>
+          <w:iCs/>
+        </w:rPr>
+        <w:t xml:space="preserve">Logos</w:t>
+      </w:r>
+      <w:r>
+        <w:t xml:space="preserve"> </w:t>
+      </w:r>
+      <w:r>
+        <w:t xml:space="preserve">ist kein anthropomorpher Gott, sondern dieser primäre, unendliche, holistische Informationszustand (</w:t>
+      </w:r>
+      <w:r>
+        <w:rPr>
+          <w:i/>
+          <w:iCs/>
+        </w:rPr>
+        <w:t xml:space="preserve">Mind-at-Large</w:t>
+      </w:r>
+      <w:r>
+        <w:t xml:space="preserve">). Er ist reine relationale Potenzialität, bevor Raum und Zeit in Erscheinung treten.</w:t>
+      </w:r>
+    </w:p>
+    <w:p>
+      <w:r>
+        <w:pict>
+          <v:rect style="width:0;height:1.5pt" o:hralign="center" o:hrstd="t" o:hr="t"/>
+        </w:pict>
+      </w:r>
+    </w:p>
+    <w:bookmarkEnd w:id="22"/>
+    <w:bookmarkStart w:id="23" w:name="X88904ba6167d7bf37a1c75b6f88c37129bac83f"/>
+    <w:p>
+      <w:pPr>
+        <w:pStyle w:val="Heading3"/>
+      </w:pPr>
+      <w:r>
+        <w:t xml:space="preserve">4.2</w:t>
+      </w:r>
+      <w:r>
+        <w:t xml:space="preserve"> </w:t>
+      </w:r>
+      <w:r>
+        <w:rPr>
+          <w:i/>
+          <w:iCs/>
+        </w:rPr>
+        <w:t xml:space="preserve">Πάντα δι’ αὐτοῦ ἐγένετο</w:t>
       </w:r>
       <w:r>
         <w:t xml:space="preserve"> </w:t>
@@ -1500,14 +1628,32 @@
           <m:rPr>
             <m:sty m:val="p"/>
           </m:rPr>
-          <m:t>→</m:t>
+          <m:t>⇔</m:t>
         </m:r>
       </m:oMath>
       <w:r>
         <w:t xml:space="preserve"> </w:t>
       </w:r>
       <w:r>
-        <w:t xml:space="preserve">erfasst die Schöpfungshandlung, aber verliert das transzendente Sein.</w:t>
+        <w:t xml:space="preserve">Quantenverschränkung &amp; Das Bellsche Theorem</w:t>
+      </w:r>
+    </w:p>
+    <w:p>
+      <w:pPr>
+        <w:pStyle w:val="FirstParagraph"/>
+      </w:pPr>
+      <w:r>
+        <w:t xml:space="preserve">Der zweite Satz des Prologs postuliert:</w:t>
+      </w:r>
+      <w:r>
+        <w:t xml:space="preserve"> </w:t>
+      </w:r>
+      <w:r>
+        <w:rPr>
+          <w:i/>
+          <w:iCs/>
+        </w:rPr>
+        <w:t xml:space="preserve">„Alles ist durch ihn geworden, und ohne ihn ist auch nicht eines geworden, das geworden ist.“</w:t>
       </w:r>
     </w:p>
     <w:p>
@@ -1515,23 +1661,334 @@
         <w:pStyle w:val="BodyText"/>
       </w:pPr>
       <w:r>
-        <w:t xml:space="preserve">Die Lösung des Dilemmas liegt darin, dass der</w:t>
-      </w:r>
-      <w:r>
-        <w:t xml:space="preserve"> </w:t>
-      </w:r>
-      <w:r>
-        <w:rPr>
-          <w:b/>
-          <w:bCs/>
-        </w:rPr>
-        <w:t xml:space="preserve">Logos alle vier Dimensionen gleichzeitig</w:t>
-      </w:r>
-      <w:r>
-        <w:t xml:space="preserve"> </w:t>
-      </w:r>
-      <w:r>
-        <w:t xml:space="preserve">umfasst: Er ist Ur-Sinn, Schöpfer-Kraft, strukturierte Ordnung und wirkende Wirklichkeit in einem.</w:t>
+        <w:t xml:space="preserve">Das</w:t>
+      </w:r>
+      <w:r>
+        <w:t xml:space="preserve"> </w:t>
+      </w:r>
+      <w:r>
+        <w:rPr>
+          <w:b/>
+          <w:bCs/>
+        </w:rPr>
+        <w:t xml:space="preserve">Bellsche Theorem</w:t>
+      </w:r>
+      <w:r>
+        <w:t xml:space="preserve"> </w:t>
+      </w:r>
+      <w:r>
+        <w:t xml:space="preserve">(John Stewart Bell 1964; Nobelpreis 2022 für Alain Aspect, John Clauser und Anton Zeilinger) beweist experimentell:</w:t>
+      </w:r>
+      <w:r>
+        <w:t xml:space="preserve"> </w:t>
+      </w:r>
+      <w:r>
+        <w:t xml:space="preserve">*</w:t>
+      </w:r>
+      <w:r>
+        <w:t xml:space="preserve"> </w:t>
+      </w:r>
+      <w:r>
+        <w:rPr>
+          <w:b/>
+          <w:bCs/>
+        </w:rPr>
+        <w:t xml:space="preserve">Lokaler Realismus ist fundamental falsch:</w:t>
+      </w:r>
+      <w:r>
+        <w:t xml:space="preserve"> </w:t>
+      </w:r>
+      <w:r>
+        <w:t xml:space="preserve">Teilchen besitzen vor der Messung keine isolierten, wohldefinierten Eigenschaften im Raum.</w:t>
+      </w:r>
+      <w:r>
+        <w:t xml:space="preserve"> </w:t>
+      </w:r>
+      <w:r>
+        <w:t xml:space="preserve">* Interagieren zwei Quantensysteme, verschmelzen sie zu einem</w:t>
+      </w:r>
+      <w:r>
+        <w:t xml:space="preserve"> </w:t>
+      </w:r>
+      <w:r>
+        <w:rPr>
+          <w:b/>
+          <w:bCs/>
+        </w:rPr>
+        <w:t xml:space="preserve">verschränkten Gesamtzustand</w:t>
+      </w:r>
+      <w:r>
+        <w:t xml:space="preserve">:</w:t>
+      </w:r>
+    </w:p>
+    <w:p>
+      <w:pPr>
+        <w:pStyle w:val="BodyText"/>
+      </w:pPr>
+      <m:oMathPara>
+        <m:oMathParaPr>
+          <m:jc m:val="center"/>
+        </m:oMathParaPr>
+        <m:oMath>
+          <m:r>
+            <m:rPr>
+              <m:sty m:val="p"/>
+            </m:rPr>
+            <m:t>|</m:t>
+          </m:r>
+          <m:sSup>
+            <m:e>
+              <m:r>
+                <m:rPr>
+                  <m:sty m:val="p"/>
+                </m:rPr>
+                <m:t>Φ</m:t>
+              </m:r>
+            </m:e>
+            <m:sup>
+              <m:r>
+                <m:rPr>
+                  <m:sty m:val="p"/>
+                </m:rPr>
+                <m:t>+</m:t>
+              </m:r>
+            </m:sup>
+          </m:sSup>
+          <m:r>
+            <m:rPr>
+              <m:sty m:val="p"/>
+            </m:rPr>
+            <m:t>⟩</m:t>
+          </m:r>
+          <m:r>
+            <m:rPr>
+              <m:sty m:val="p"/>
+            </m:rPr>
+            <m:t>=</m:t>
+          </m:r>
+          <m:f>
+            <m:fPr>
+              <m:type m:val="bar"/>
+            </m:fPr>
+            <m:num>
+              <m:r>
+                <m:t>1</m:t>
+              </m:r>
+            </m:num>
+            <m:den>
+              <m:rad>
+                <m:radPr>
+                  <m:degHide m:val="on"/>
+                </m:radPr>
+                <m:deg/>
+                <m:e>
+                  <m:r>
+                    <m:t>2</m:t>
+                  </m:r>
+                </m:e>
+              </m:rad>
+            </m:den>
+          </m:f>
+          <m:d>
+            <m:dPr>
+              <m:begChr m:val="("/>
+              <m:sepChr m:val=""/>
+              <m:endChr m:val=")"/>
+              <m:grow/>
+            </m:dPr>
+            <m:e>
+              <m:r>
+                <m:rPr>
+                  <m:sty m:val="p"/>
+                </m:rPr>
+                <m:t>|</m:t>
+              </m:r>
+              <m:r>
+                <m:t>0</m:t>
+              </m:r>
+              <m:sSub>
+                <m:e>
+                  <m:r>
+                    <m:rPr>
+                      <m:sty m:val="p"/>
+                    </m:rPr>
+                    <m:t>⟩</m:t>
+                  </m:r>
+                </m:e>
+                <m:sub>
+                  <m:r>
+                    <m:t>A</m:t>
+                  </m:r>
+                </m:sub>
+              </m:sSub>
+              <m:r>
+                <m:rPr>
+                  <m:sty m:val="p"/>
+                </m:rPr>
+                <m:t>|</m:t>
+              </m:r>
+              <m:r>
+                <m:t>0</m:t>
+              </m:r>
+              <m:sSub>
+                <m:e>
+                  <m:r>
+                    <m:rPr>
+                      <m:sty m:val="p"/>
+                    </m:rPr>
+                    <m:t>⟩</m:t>
+                  </m:r>
+                </m:e>
+                <m:sub>
+                  <m:r>
+                    <m:t>B</m:t>
+                  </m:r>
+                </m:sub>
+              </m:sSub>
+              <m:r>
+                <m:rPr>
+                  <m:sty m:val="p"/>
+                </m:rPr>
+                <m:t>+</m:t>
+              </m:r>
+              <m:r>
+                <m:rPr>
+                  <m:sty m:val="p"/>
+                </m:rPr>
+                <m:t>|</m:t>
+              </m:r>
+              <m:r>
+                <m:t>1</m:t>
+              </m:r>
+              <m:sSub>
+                <m:e>
+                  <m:r>
+                    <m:rPr>
+                      <m:sty m:val="p"/>
+                    </m:rPr>
+                    <m:t>⟩</m:t>
+                  </m:r>
+                </m:e>
+                <m:sub>
+                  <m:r>
+                    <m:t>A</m:t>
+                  </m:r>
+                </m:sub>
+              </m:sSub>
+              <m:r>
+                <m:rPr>
+                  <m:sty m:val="p"/>
+                </m:rPr>
+                <m:t>|</m:t>
+              </m:r>
+              <m:r>
+                <m:t>1</m:t>
+              </m:r>
+              <m:sSub>
+                <m:e>
+                  <m:r>
+                    <m:rPr>
+                      <m:sty m:val="p"/>
+                    </m:rPr>
+                    <m:t>⟩</m:t>
+                  </m:r>
+                </m:e>
+                <m:sub>
+                  <m:r>
+                    <m:t>B</m:t>
+                  </m:r>
+                </m:sub>
+              </m:sSub>
+            </m:e>
+          </m:d>
+        </m:oMath>
+      </m:oMathPara>
+    </w:p>
+    <w:p>
+      <w:pPr>
+        <w:pStyle w:val="FirstParagraph"/>
+      </w:pPr>
+      <w:r>
+        <w:t xml:space="preserve">* In diesem Zustand existieren</w:t>
+      </w:r>
+      <w:r>
+        <w:t xml:space="preserve"> </w:t>
+      </w:r>
+      <m:oMath>
+        <m:r>
+          <m:t>A</m:t>
+        </m:r>
+      </m:oMath>
+      <w:r>
+        <w:t xml:space="preserve"> </w:t>
+      </w:r>
+      <w:r>
+        <w:t xml:space="preserve">und</w:t>
+      </w:r>
+      <w:r>
+        <w:t xml:space="preserve"> </w:t>
+      </w:r>
+      <m:oMath>
+        <m:r>
+          <m:t>B</m:t>
+        </m:r>
+      </m:oMath>
+      <w:r>
+        <w:t xml:space="preserve"> </w:t>
+      </w:r>
+      <w:r>
+        <w:t xml:space="preserve">nicht mehr als getrennte Entitäten; ihre Eigenschaften existieren ausschließlich</w:t>
+      </w:r>
+      <w:r>
+        <w:t xml:space="preserve"> </w:t>
+      </w:r>
+      <w:r>
+        <w:rPr>
+          <w:i/>
+          <w:iCs/>
+        </w:rPr>
+        <w:t xml:space="preserve">in Relation</w:t>
+      </w:r>
+      <w:r>
+        <w:t xml:space="preserve"> </w:t>
+      </w:r>
+      <w:r>
+        <w:t xml:space="preserve">zueinander.</w:t>
+      </w:r>
+      <w:r>
+        <w:t xml:space="preserve"> </w:t>
+      </w:r>
+      <w:r>
+        <w:t xml:space="preserve">*</w:t>
+      </w:r>
+      <w:r>
+        <w:t xml:space="preserve"> </w:t>
+      </w:r>
+      <w:r>
+        <w:rPr>
+          <w:b/>
+          <w:bCs/>
+        </w:rPr>
+        <w:t xml:space="preserve">Die Isomorphie:</w:t>
+      </w:r>
+      <w:r>
+        <w:t xml:space="preserve"> </w:t>
+      </w:r>
+      <w:r>
+        <w:t xml:space="preserve">Dass alle Dinge durch den Logos geworden sind, beschreibt exakt die</w:t>
+      </w:r>
+      <w:r>
+        <w:t xml:space="preserve"> </w:t>
+      </w:r>
+      <w:r>
+        <w:rPr>
+          <w:b/>
+          <w:bCs/>
+        </w:rPr>
+        <w:t xml:space="preserve">universelle Verschränkung des Kosmos</w:t>
+      </w:r>
+      <w:r>
+        <w:t xml:space="preserve">. Das Universum ist kein Mosaik unabhängiger Partikel, sondern ein einziges, unteilbares relationales Geflecht.</w:t>
       </w:r>
     </w:p>
     <w:p>
@@ -1541,22 +1998,14 @@
         </w:pict>
       </w:r>
     </w:p>
-    <w:bookmarkEnd w:id="20"/>
-    <w:bookmarkStart w:id="21" w:name="X6d7d354375d496a289cd60a86560c6186aa0f1b"/>
+    <w:bookmarkEnd w:id="23"/>
+    <w:bookmarkStart w:id="24" w:name="X8fa5a63b2920e306329b1fcaa131d8550aee2ec"/>
     <w:p>
       <w:pPr>
         <w:pStyle w:val="Heading3"/>
       </w:pPr>
       <w:r>
-        <w:t xml:space="preserve">4. Die naturphilosophische Synthese mit dem Conative-Integrative Framework (CIF)</w:t>
-      </w:r>
-    </w:p>
-    <w:p>
-      <w:pPr>
-        <w:pStyle w:val="FirstParagraph"/>
-      </w:pPr>
-      <w:r>
-        <w:t xml:space="preserve">Für ein zeitgemäßes Verständnis der Naturphilosophie – und als Herzstück des Buchprojekts</w:t>
+        <w:t xml:space="preserve">4.3</w:t>
       </w:r>
       <w:r>
         <w:t xml:space="preserve"> </w:t>
@@ -1566,425 +2015,270 @@
           <w:i/>
           <w:iCs/>
         </w:rPr>
-        <w:t xml:space="preserve">„Vom Anfang bis zum Ende“</w:t>
-      </w:r>
-      <w:r>
-        <w:t xml:space="preserve"> </w:t>
-      </w:r>
-      <w:r>
-        <w:t xml:space="preserve">– offenbart Johannes 1,1–5 eine verblüffende Isomorphie mit der modernen Physik des Geistes:</w:t>
-      </w:r>
-    </w:p>
-    <w:p>
-      <w:pPr>
-        <w:pStyle w:val="SourceCode"/>
-      </w:pPr>
-      <w:r>
-        <w:rPr>
-          <w:rStyle w:val="VerbatimChar"/>
-        </w:rPr>
-        <w:t xml:space="preserve">flowchart LR</w:t>
-      </w:r>
-      <w:r>
-        <w:br/>
-      </w:r>
-      <w:r>
-        <w:rPr>
-          <w:rStyle w:val="VerbatimChar"/>
-        </w:rPr>
-        <w:t xml:space="preserve">    subgraph JOHANNES["&lt;b&gt;Der Johannesprolog&lt;/b&gt;"]</w:t>
-      </w:r>
-      <w:r>
-        <w:br/>
-      </w:r>
-      <w:r>
-        <w:rPr>
-          <w:rStyle w:val="VerbatimChar"/>
-        </w:rPr>
-        <w:t xml:space="preserve">        direction TB</w:t>
-      </w:r>
-      <w:r>
-        <w:br/>
-      </w:r>
-      <w:r>
-        <w:rPr>
-          <w:rStyle w:val="VerbatimChar"/>
-        </w:rPr>
-        <w:t xml:space="preserve">        J1["&lt;b&gt;Ἐν ἀρχῇ ἦν ὁ Λόγος&lt;/b&gt;&lt;br&gt;Im Urgrund ist das Geistige"]</w:t>
-      </w:r>
-      <w:r>
-        <w:br/>
-      </w:r>
-      <w:r>
-        <w:rPr>
-          <w:rStyle w:val="VerbatimChar"/>
-        </w:rPr>
-        <w:t xml:space="preserve">        J2["&lt;b&gt;Ἐν αὐτῷ Ζωὴ ἦν&lt;/b&gt;&lt;br&gt;Im Logos war das Leben"]</w:t>
-      </w:r>
-      <w:r>
-        <w:br/>
-      </w:r>
-      <w:r>
-        <w:rPr>
-          <w:rStyle w:val="VerbatimChar"/>
-        </w:rPr>
-        <w:t xml:space="preserve">        J3["&lt;b&gt;Ἡ Ζωὴ ἦν τὸ Φῶς&lt;/b&gt;&lt;br&gt;Das Leben war das Licht"]</w:t>
-      </w:r>
-      <w:r>
-        <w:br/>
-      </w:r>
-      <w:r>
-        <w:rPr>
-          <w:rStyle w:val="VerbatimChar"/>
-        </w:rPr>
-        <w:t xml:space="preserve">        J4["&lt;b&gt;Τὸ Φῶς ἐν τῇ σκοτίᾳ φαίνει&lt;/b&gt;&lt;br&gt;Das Licht leuchtet in der Finsternis"]</w:t>
-      </w:r>
-      <w:r>
-        <w:br/>
-      </w:r>
-      <w:r>
-        <w:rPr>
-          <w:rStyle w:val="VerbatimChar"/>
-        </w:rPr>
-        <w:t xml:space="preserve">        J1 --&gt; J2 --&gt; J3 --&gt; J4</w:t>
-      </w:r>
-      <w:r>
-        <w:br/>
-      </w:r>
-      <w:r>
-        <w:rPr>
-          <w:rStyle w:val="VerbatimChar"/>
-        </w:rPr>
-        <w:t xml:space="preserve">    end</w:t>
-      </w:r>
-      <w:r>
-        <w:br/>
-      </w:r>
-      <w:r>
-        <w:rPr>
-          <w:rStyle w:val="VerbatimChar"/>
-        </w:rPr>
-        <w:t xml:space="preserve">    </w:t>
-      </w:r>
-      <w:r>
-        <w:br/>
-      </w:r>
-      <w:r>
-        <w:rPr>
-          <w:rStyle w:val="VerbatimChar"/>
-        </w:rPr>
-        <w:t xml:space="preserve">    subgraph CIF["&lt;b&gt;Conative-Integrative Framework (CIF)&lt;/b&gt;"]</w:t>
-      </w:r>
-      <w:r>
-        <w:br/>
-      </w:r>
-      <w:r>
-        <w:rPr>
-          <w:rStyle w:val="VerbatimChar"/>
-        </w:rPr>
-        <w:t xml:space="preserve">        direction TB</w:t>
-      </w:r>
-      <w:r>
-        <w:br/>
-      </w:r>
-      <w:r>
-        <w:rPr>
-          <w:rStyle w:val="VerbatimChar"/>
-        </w:rPr>
-        <w:t xml:space="preserve">        C1["&lt;b&gt;Mind-at-Large (Analytic Idealism)&lt;/b&gt;&lt;br&gt;Die fundamentale mentale Seinsmatrix"]</w:t>
-      </w:r>
-      <w:r>
-        <w:br/>
-      </w:r>
-      <w:r>
-        <w:rPr>
-          <w:rStyle w:val="VerbatimChar"/>
-        </w:rPr>
-        <w:t xml:space="preserve">        C2["&lt;b&gt;Conatus / 6. Axiom (Active Inference)&lt;/b&gt;&lt;br&gt;Autopoietischer Selbsterhalt gegen Entropie"]</w:t>
-      </w:r>
-      <w:r>
-        <w:br/>
-      </w:r>
-      <w:r>
-        <w:rPr>
-          <w:rStyle w:val="VerbatimChar"/>
-        </w:rPr>
-        <w:t xml:space="preserve">        C3["&lt;b&gt;1st-Person Qualia / Φ &gt; 0 (IIT 4.0)&lt;/b&gt;&lt;br&gt;Phänomenales inneres Erleben"]</w:t>
-      </w:r>
-      <w:r>
-        <w:br/>
-      </w:r>
-      <w:r>
-        <w:rPr>
-          <w:rStyle w:val="VerbatimChar"/>
-        </w:rPr>
-        <w:t xml:space="preserve">        C4["&lt;b&gt;Nicht-Gleichgewichts-Thermodynamik (NESS)&lt;/b&gt;&lt;br&gt;Widerstand gegen die tote Entropie (Skotia)"]</w:t>
-      </w:r>
-      <w:r>
-        <w:br/>
-      </w:r>
-      <w:r>
-        <w:rPr>
-          <w:rStyle w:val="VerbatimChar"/>
-        </w:rPr>
-        <w:t xml:space="preserve">        C1 --&gt; C2 --&gt; C3 --&gt; C4</w:t>
-      </w:r>
-      <w:r>
-        <w:br/>
-      </w:r>
-      <w:r>
-        <w:rPr>
-          <w:rStyle w:val="VerbatimChar"/>
-        </w:rPr>
-        <w:t xml:space="preserve">    end</w:t>
-      </w:r>
-      <w:r>
-        <w:br/>
-      </w:r>
-      <w:r>
-        <w:rPr>
-          <w:rStyle w:val="VerbatimChar"/>
-        </w:rPr>
-        <w:t xml:space="preserve">    </w:t>
-      </w:r>
-      <w:r>
-        <w:br/>
-      </w:r>
-      <w:r>
-        <w:rPr>
-          <w:rStyle w:val="VerbatimChar"/>
-        </w:rPr>
-        <w:t xml:space="preserve">    J1 &lt;===&gt; C1</w:t>
-      </w:r>
-      <w:r>
-        <w:br/>
-      </w:r>
-      <w:r>
-        <w:rPr>
-          <w:rStyle w:val="VerbatimChar"/>
-        </w:rPr>
-        <w:t xml:space="preserve">    J2 &lt;===&gt; C2</w:t>
-      </w:r>
-      <w:r>
-        <w:br/>
-      </w:r>
-      <w:r>
-        <w:rPr>
-          <w:rStyle w:val="VerbatimChar"/>
-        </w:rPr>
-        <w:t xml:space="preserve">    J3 &lt;===&gt; C3</w:t>
-      </w:r>
-      <w:r>
-        <w:br/>
-      </w:r>
-      <w:r>
-        <w:rPr>
-          <w:rStyle w:val="VerbatimChar"/>
-        </w:rPr>
-        <w:t xml:space="preserve">    J4 &lt;===&gt; C4</w:t>
-      </w:r>
-    </w:p>
-    <w:p>
-      <w:pPr>
-        <w:pStyle w:val="Compact"/>
-        <w:numPr>
-          <w:ilvl w:val="0"/>
-          <w:numId w:val="1003"/>
-        </w:numPr>
-      </w:pPr>
-      <w:r>
-        <w:rPr>
-          <w:b/>
-          <w:bCs/>
-        </w:rPr>
-        <w:t xml:space="preserve">Ἐν ἀρχῇ (En archē) –</w:t>
-      </w:r>
-      <w:r>
-        <w:rPr>
-          <w:b/>
-          <w:bCs/>
-        </w:rPr>
-        <w:t xml:space="preserve"> </w:t>
-      </w:r>
-      <w:r>
-        <w:rPr>
-          <w:b/>
-          <w:bCs/>
+        <w:t xml:space="preserve">Ἐν αὐτῷ ζωὴ ἦν</w:t>
+      </w:r>
+      <w:r>
+        <w:t xml:space="preserve"> </w:t>
+      </w:r>
+      <m:oMath>
+        <m:r>
+          <m:rPr>
+            <m:sty m:val="p"/>
+          </m:rPr>
+          <m:t>⇔</m:t>
+        </m:r>
+      </m:oMath>
+      <w:r>
+        <w:t xml:space="preserve"> </w:t>
+      </w:r>
+      <w:r>
+        <w:t xml:space="preserve">Quanten-Darwinismus, Dekohärenz &amp; Markov-Blankets</w:t>
+      </w:r>
+    </w:p>
+    <w:p>
+      <w:pPr>
+        <w:pStyle w:val="FirstParagraph"/>
+      </w:pPr>
+      <w:r>
+        <w:t xml:space="preserve">Wie entsteht aus dem abstrakten, ungeteilten Quanten-Logos</w:t>
+      </w:r>
+      <w:r>
+        <w:t xml:space="preserve"> </w:t>
+      </w:r>
+      <m:oMath>
+        <m:r>
+          <m:rPr>
+            <m:sty m:val="p"/>
+          </m:rPr>
+          <m:t>|</m:t>
+        </m:r>
+        <m:r>
+          <m:rPr>
+            <m:sty m:val="p"/>
+          </m:rPr>
+          <m:t>Ψ</m:t>
+        </m:r>
+        <m:r>
+          <m:rPr>
+            <m:sty m:val="p"/>
+          </m:rPr>
+          <m:t>⟩</m:t>
+        </m:r>
+      </m:oMath>
+      <w:r>
+        <w:t xml:space="preserve"> </w:t>
+      </w:r>
+      <w:r>
+        <w:t xml:space="preserve">ein lebendiges, individuelles Lebewesen mit festen Konturen?</w:t>
+      </w:r>
+      <w:r>
+        <w:t xml:space="preserve"> </w:t>
+      </w:r>
+      <w:r>
+        <w:t xml:space="preserve">* Nach der</w:t>
+      </w:r>
+      <w:r>
+        <w:t xml:space="preserve"> </w:t>
+      </w:r>
+      <w:r>
+        <w:rPr>
+          <w:b/>
+          <w:bCs/>
+        </w:rPr>
+        <w:t xml:space="preserve">Dekohärenztheorie</w:t>
+      </w:r>
+      <w:r>
+        <w:t xml:space="preserve"> </w:t>
+      </w:r>
+      <w:r>
+        <w:t xml:space="preserve">(Dieter Zeh, Erich Joos) und dem</w:t>
+      </w:r>
+      <w:r>
+        <w:t xml:space="preserve"> </w:t>
+      </w:r>
+      <w:r>
+        <w:rPr>
+          <w:b/>
+          <w:bCs/>
+        </w:rPr>
+        <w:t xml:space="preserve">Quanten-Darwinismus</w:t>
+      </w:r>
+      <w:r>
+        <w:t xml:space="preserve"> </w:t>
+      </w:r>
+      <w:r>
+        <w:t xml:space="preserve">(Wojciech Zurek) führt die kontinuierliche Wechselwirkung eines Teilsystems mit seiner Umgebung dazu, dass fragile Quantenüberlagerungen dekoherieren.</w:t>
+      </w:r>
+      <w:r>
+        <w:t xml:space="preserve"> </w:t>
+      </w:r>
+      <w:r>
+        <w:t xml:space="preserve">* Nur extrem robuste Zustände (</w:t>
+      </w:r>
+      <w:r>
+        <w:rPr>
+          <w:b/>
+          <w:bCs/>
+        </w:rPr>
+        <w:t xml:space="preserve">Pointer States</w:t>
+      </w:r>
+      <w:r>
+        <w:t xml:space="preserve">) überleben diesen Ausleseprozess und prägen sich der Umwelt mehrfach ein.</w:t>
+      </w:r>
+      <w:r>
+        <w:t xml:space="preserve"> </w:t>
+      </w:r>
+      <w:r>
+        <w:t xml:space="preserve">* In der statistischen Physik des</w:t>
+      </w:r>
+      <w:r>
+        <w:t xml:space="preserve"> </w:t>
+      </w:r>
+      <w:r>
+        <w:rPr>
           <w:i/>
           <w:iCs/>
         </w:rPr>
-        <w:t xml:space="preserve">Der Urgrund / Mind-at-Large</w:t>
-      </w:r>
-      <w:r>
-        <w:rPr>
-          <w:b/>
-          <w:bCs/>
-        </w:rPr>
-        <w:t xml:space="preserve">:</w:t>
-      </w:r>
-      <w:r>
-        <w:br/>
+        <w:t xml:space="preserve">Conative-Integrative Framework (CIF)</w:t>
+      </w:r>
+      <w:r>
+        <w:t xml:space="preserve"> </w:t>
+      </w:r>
+      <w:r>
+        <w:t xml:space="preserve">bilden diese Pointer States die Grenze des</w:t>
+      </w:r>
+      <w:r>
+        <w:t xml:space="preserve"> </w:t>
+      </w:r>
+      <w:r>
+        <w:rPr>
+          <w:b/>
+          <w:bCs/>
+        </w:rPr>
+        <w:t xml:space="preserve">Markov-Blankets</w:t>
+      </w:r>
+      <w:r>
+        <w:t xml:space="preserve"> </w:t>
+      </w:r>
+      <m:oMath>
+        <m:r>
+          <m:rPr>
+            <m:scr m:val="script"/>
+            <m:sty m:val="p"/>
+          </m:rPr>
+          <m:t>B</m:t>
+        </m:r>
+        <m:r>
+          <m:rPr>
+            <m:sty m:val="p"/>
+          </m:rPr>
+          <m:t>=</m:t>
+        </m:r>
+        <m:r>
+          <m:rPr>
+            <m:sty m:val="p"/>
+          </m:rPr>
+          <m:t>{</m:t>
+        </m:r>
+        <m:r>
+          <m:t>s</m:t>
+        </m:r>
+        <m:r>
+          <m:rPr>
+            <m:sty m:val="p"/>
+          </m:rPr>
+          <m:t>,</m:t>
+        </m:r>
+        <m:r>
+          <m:t>a</m:t>
+        </m:r>
+        <m:r>
+          <m:rPr>
+            <m:sty m:val="p"/>
+          </m:rPr>
+          <m:t>}</m:t>
+        </m:r>
+      </m:oMath>
+      <w:r>
+        <w:t xml:space="preserve">, das interne Zustände</w:t>
+      </w:r>
+      <w:r>
+        <w:t xml:space="preserve"> </w:t>
+      </w:r>
+      <m:oMath>
+        <m:r>
+          <m:t>μ</m:t>
+        </m:r>
+      </m:oMath>
+      <w:r>
+        <w:t xml:space="preserve"> </w:t>
+      </w:r>
+      <w:r>
+        <w:t xml:space="preserve">vor dem thermischen Rauschen schützt.</w:t>
+      </w:r>
+      <w:r>
+        <w:t xml:space="preserve"> </w:t>
+      </w:r>
+      <w:r>
+        <w:t xml:space="preserve">*</w:t>
+      </w:r>
+      <w:r>
+        <w:t xml:space="preserve"> </w:t>
+      </w:r>
+      <w:r>
+        <w:rPr>
+          <w:b/>
+          <w:bCs/>
+        </w:rPr>
+        <w:t xml:space="preserve">Die Isomorphie:</w:t>
+      </w:r>
+      <w:r>
+        <w:t xml:space="preserve"> </w:t>
+      </w:r>
+      <w:r>
+        <w:t xml:space="preserve">Leben (</w:t>
       </w:r>
       <w:r>
         <w:rPr>
           <w:i/>
           <w:iCs/>
         </w:rPr>
-        <w:t xml:space="preserve">Archē</w:t>
-      </w:r>
-      <w:r>
-        <w:t xml:space="preserve"> </w:t>
-      </w:r>
-      <w:r>
-        <w:t xml:space="preserve">meint nicht den ersten Tick einer mechanischen Uhr beim Urknall, sondern das</w:t>
-      </w:r>
-      <w:r>
-        <w:t xml:space="preserve"> </w:t>
-      </w:r>
-      <w:r>
-        <w:rPr>
-          <w:b/>
-          <w:bCs/>
-        </w:rPr>
-        <w:t xml:space="preserve">zeitlose ontologische Fundament</w:t>
-      </w:r>
-      <w:r>
-        <w:t xml:space="preserve">. Bewusstsein entsteht nicht spät aus toten Atomen; der Geist (</w:t>
-      </w:r>
-      <w:r>
-        <w:rPr>
-          <w:i/>
-          <w:iCs/>
-        </w:rPr>
-        <w:t xml:space="preserve">Logos / Mind-at-Large</w:t>
-      </w:r>
-      <w:r>
-        <w:t xml:space="preserve">) ist das primäre Gewebe der Existenz.</w:t>
-      </w:r>
-    </w:p>
-    <w:p>
-      <w:pPr>
-        <w:pStyle w:val="Compact"/>
-        <w:numPr>
-          <w:ilvl w:val="0"/>
-          <w:numId w:val="1003"/>
-        </w:numPr>
-      </w:pPr>
-      <w:r>
-        <w:rPr>
-          <w:b/>
-          <w:bCs/>
-        </w:rPr>
-        <w:t xml:space="preserve">Ζωή (Zōē) –</w:t>
-      </w:r>
-      <w:r>
-        <w:rPr>
-          <w:b/>
-          <w:bCs/>
-        </w:rPr>
-        <w:t xml:space="preserve"> </w:t>
-      </w:r>
-      <w:r>
-        <w:rPr>
-          <w:b/>
-          <w:bCs/>
-          <w:i/>
-          <w:iCs/>
-        </w:rPr>
-        <w:t xml:space="preserve">Das Leben als Conatus (6. Axiom)</w:t>
-      </w:r>
-      <w:r>
-        <w:rPr>
-          <w:b/>
-          <w:bCs/>
-        </w:rPr>
-        <w:t xml:space="preserve">:</w:t>
-      </w:r>
-      <w:r>
-        <w:br/>
-      </w:r>
-      <w:r>
-        <w:t xml:space="preserve">Johannes verwendet nicht</w:t>
-      </w:r>
-      <w:r>
-        <w:t xml:space="preserve"> </w:t>
-      </w:r>
-      <w:r>
-        <w:rPr>
-          <w:i/>
-          <w:iCs/>
-        </w:rPr>
-        <w:t xml:space="preserve">Bios</w:t>
-      </w:r>
-      <w:r>
-        <w:t xml:space="preserve"> </w:t>
-      </w:r>
-      <w:r>
-        <w:t xml:space="preserve">(die äußere biologische Hülle, die zerfällt), sondern</w:t>
-      </w:r>
-      <w:r>
-        <w:t xml:space="preserve"> </w:t>
-      </w:r>
-      <w:r>
-        <w:rPr>
-          <w:i/>
-          <w:iCs/>
-        </w:rPr>
         <w:t xml:space="preserve">Zōē</w:t>
       </w:r>
       <w:r>
-        <w:t xml:space="preserve"> </w:t>
-      </w:r>
-      <w:r>
-        <w:t xml:space="preserve">– den unzerstörbaren Urquell des Lebens. Im CIF ist</w:t>
-      </w:r>
-      <w:r>
-        <w:t xml:space="preserve"> </w:t>
-      </w:r>
-      <w:r>
-        <w:rPr>
-          <w:i/>
-          <w:iCs/>
-        </w:rPr>
-        <w:t xml:space="preserve">Zōē</w:t>
-      </w:r>
-      <w:r>
-        <w:t xml:space="preserve"> </w:t>
-      </w:r>
-      <w:r>
-        <w:t xml:space="preserve">der lebendige</w:t>
-      </w:r>
-      <w:r>
-        <w:t xml:space="preserve"> </w:t>
-      </w:r>
-      <w:r>
-        <w:rPr>
-          <w:b/>
-          <w:bCs/>
-        </w:rPr>
-        <w:t xml:space="preserve">Existenzwille (</w:t>
-      </w:r>
-      <w:r>
-        <w:rPr>
-          <w:b/>
-          <w:bCs/>
-          <w:i/>
-          <w:iCs/>
-        </w:rPr>
-        <w:t xml:space="preserve">Conatus</w:t>
-      </w:r>
-      <w:r>
-        <w:rPr>
-          <w:b/>
-          <w:bCs/>
-        </w:rPr>
-        <w:t xml:space="preserve">)</w:t>
-      </w:r>
-      <w:r>
-        <w:t xml:space="preserve">, der über Active Inference autopoietisch die Ordnung des Organismus bewahrt:</w:t>
-      </w:r>
-      <w:r>
-        <w:t xml:space="preserve"> </w:t>
+        <w:t xml:space="preserve">) ist die autopoietische Fähigkeit eines Systems, über</w:t>
+      </w:r>
+      <w:r>
+        <w:t xml:space="preserve"> </w:t>
+      </w:r>
+      <w:r>
+        <w:rPr>
+          <w:b/>
+          <w:bCs/>
+        </w:rPr>
+        <w:t xml:space="preserve">Active Inference</w:t>
+      </w:r>
+      <w:r>
+        <w:t xml:space="preserve"> </w:t>
+      </w:r>
+      <w:r>
+        <w:t xml:space="preserve">seine interne Kohärenz und Nicht-Gleichgewichts-Ordnung (NESS) gegen die zerstörerische Umwelt-Dekohärenz zu verteidigen. Das Leben ist das</w:t>
+      </w:r>
+      <w:r>
+        <w:t xml:space="preserve"> </w:t>
+      </w:r>
+      <w:r>
+        <w:rPr>
+          <w:b/>
+          <w:bCs/>
+        </w:rPr>
+        <w:t xml:space="preserve">6. Axiom des Conatus</w:t>
+      </w:r>
+      <w:r>
+        <w:t xml:space="preserve"> </w:t>
+      </w:r>
+      <w:r>
+        <w:t xml:space="preserve">(</w:t>
       </w:r>
       <m:oMath>
         <m:r>
@@ -2095,64 +2389,398 @@
         </m:r>
       </m:oMath>
       <w:r>
-        <w:t xml:space="preserve">.</w:t>
-      </w:r>
-    </w:p>
-    <w:p>
-      <w:pPr>
-        <w:pStyle w:val="Compact"/>
-        <w:numPr>
-          <w:ilvl w:val="0"/>
-          <w:numId w:val="1003"/>
-        </w:numPr>
-      </w:pPr>
-      <w:r>
-        <w:rPr>
-          <w:b/>
-          <w:bCs/>
-        </w:rPr>
-        <w:t xml:space="preserve">Τὸ Φῶς (To Phōs) –</w:t>
-      </w:r>
-      <w:r>
-        <w:rPr>
-          <w:b/>
-          <w:bCs/>
-        </w:rPr>
-        <w:t xml:space="preserve"> </w:t>
-      </w:r>
-      <w:r>
-        <w:rPr>
-          <w:b/>
-          <w:bCs/>
+        <w:t xml:space="preserve">).</w:t>
+      </w:r>
+    </w:p>
+    <w:p>
+      <w:r>
+        <w:pict>
+          <v:rect style="width:0;height:1.5pt" o:hralign="center" o:hrstd="t" o:hr="t"/>
+        </w:pict>
+      </w:r>
+    </w:p>
+    <w:bookmarkEnd w:id="24"/>
+    <w:bookmarkStart w:id="25" w:name="Xc50864fd1204b0ac380957b762042a7c3eacd2d"/>
+    <w:p>
+      <w:pPr>
+        <w:pStyle w:val="Heading3"/>
+      </w:pPr>
+      <w:r>
+        <w:t xml:space="preserve">4.4</w:t>
+      </w:r>
+      <w:r>
+        <w:t xml:space="preserve"> </w:t>
+      </w:r>
+      <w:r>
+        <w:rPr>
           <w:i/>
           <w:iCs/>
         </w:rPr>
-        <w:t xml:space="preserve">Das Licht des Bewusstseins / Qualia</w:t>
-      </w:r>
-      <w:r>
-        <w:rPr>
-          <w:b/>
-          <w:bCs/>
-        </w:rPr>
-        <w:t xml:space="preserve">:</w:t>
-      </w:r>
-      <w:r>
-        <w:br/>
-      </w:r>
-      <w:r>
-        <w:t xml:space="preserve">Das Leben ist das Licht der Menschen: Erst wo autopoietische Alters entstehen, leuchtet das Universum von innen auf. Die phänomenale 1. Person (</w:t>
+        <w:t xml:space="preserve">Τὸ φῶς ἐν τῇ σκοτίᾳ φαίνει</w:t>
+      </w:r>
+      <w:r>
+        <w:t xml:space="preserve"> </w:t>
+      </w:r>
+      <m:oMath>
+        <m:r>
+          <m:rPr>
+            <m:sty m:val="p"/>
+          </m:rPr>
+          <m:t>⇔</m:t>
+        </m:r>
+      </m:oMath>
+      <w:r>
+        <w:t xml:space="preserve"> </w:t>
+      </w:r>
+      <w:r>
+        <w:t xml:space="preserve">Der Messprozess, Wheelers</w:t>
+      </w:r>
+      <w:r>
+        <w:t xml:space="preserve"> </w:t>
       </w:r>
       <w:r>
         <w:rPr>
           <w:i/>
           <w:iCs/>
         </w:rPr>
-        <w:t xml:space="preserve">Qualia, integrierte Information</w:t>
+        <w:t xml:space="preserve">Participatory Universe</w:t>
+      </w:r>
+      <w:r>
+        <w:t xml:space="preserve"> </w:t>
+      </w:r>
+      <w:r>
+        <w:t xml:space="preserve">&amp; Qualia</w:t>
+      </w:r>
+    </w:p>
+    <w:p>
+      <w:pPr>
+        <w:pStyle w:val="FirstParagraph"/>
+      </w:pPr>
+      <w:r>
+        <w:t xml:space="preserve">Was ist das „Licht“ (</w:t>
       </w:r>
       <w:r>
         <w:rPr>
           <w:i/>
           <w:iCs/>
+        </w:rPr>
+        <w:t xml:space="preserve">Phōs</w:t>
+      </w:r>
+      <w:r>
+        <w:t xml:space="preserve">), das in der Finsternis leuchtet?</w:t>
+      </w:r>
+      <w:r>
+        <w:t xml:space="preserve"> </w:t>
+      </w:r>
+      <w:r>
+        <w:t xml:space="preserve">* In der Quantenphysik verharrt die Welt ohne Beobachtungsakt in einer stummen, dunklen Welle reiner Wahrscheinlichkeiten.</w:t>
+      </w:r>
+      <w:r>
+        <w:t xml:space="preserve"> </w:t>
+      </w:r>
+      <w:r>
+        <w:t xml:space="preserve">* Erst durch den</w:t>
+      </w:r>
+      <w:r>
+        <w:t xml:space="preserve"> </w:t>
+      </w:r>
+      <w:r>
+        <w:rPr>
+          <w:b/>
+          <w:bCs/>
+        </w:rPr>
+        <w:t xml:space="preserve">Messprozess</w:t>
+      </w:r>
+      <w:r>
+        <w:t xml:space="preserve"> </w:t>
+      </w:r>
+      <w:r>
+        <w:t xml:space="preserve">(die Registrierung, den Schnitt zwischen System und Beobachter) wird aus unendlicher Potenzialität eine erfahrbare Faktizität:</w:t>
+      </w:r>
+    </w:p>
+    <w:p>
+      <w:pPr>
+        <w:pStyle w:val="BodyText"/>
+      </w:pPr>
+      <m:oMathPara>
+        <m:oMathParaPr>
+          <m:jc m:val="center"/>
+        </m:oMathParaPr>
+        <m:oMath>
+          <m:r>
+            <m:t>ρ</m:t>
+          </m:r>
+          <m:r>
+            <m:rPr>
+              <m:sty m:val="p"/>
+            </m:rPr>
+            <m:t>=</m:t>
+          </m:r>
+          <m:r>
+            <m:rPr>
+              <m:sty m:val="p"/>
+            </m:rPr>
+            <m:t>|</m:t>
+          </m:r>
+          <m:r>
+            <m:t>ψ</m:t>
+          </m:r>
+          <m:r>
+            <m:rPr>
+              <m:sty m:val="p"/>
+            </m:rPr>
+            <m:t>⟩</m:t>
+          </m:r>
+          <m:r>
+            <m:rPr>
+              <m:sty m:val="p"/>
+            </m:rPr>
+            <m:t>⟨</m:t>
+          </m:r>
+          <m:r>
+            <m:t>ψ</m:t>
+          </m:r>
+          <m:r>
+            <m:rPr>
+              <m:sty m:val="p"/>
+            </m:rPr>
+            <m:t>|</m:t>
+          </m:r>
+          <m:r>
+            <m:t> </m:t>
+          </m:r>
+          <m:limUpp>
+            <m:e>
+              <m:r>
+                <m:rPr>
+                  <m:sty m:val="p"/>
+                </m:rPr>
+                <m:t>→</m:t>
+              </m:r>
+            </m:e>
+            <m:lim>
+              <m:r>
+                <m:t> </m:t>
+              </m:r>
+              <m:r>
+                <m:rPr>
+                  <m:nor/>
+                  <m:sty m:val="p"/>
+                </m:rPr>
+                <m:t>Kollaps / Registrierung</m:t>
+              </m:r>
+              <m:r>
+                <m:t> </m:t>
+              </m:r>
+            </m:lim>
+          </m:limUpp>
+          <m:r>
+            <m:t> </m:t>
+          </m:r>
+          <m:nary>
+            <m:naryPr>
+              <m:chr m:val="∑"/>
+              <m:limLoc m:val="undOvr"/>
+              <m:subHide m:val="off"/>
+              <m:supHide m:val="on"/>
+            </m:naryPr>
+            <m:sub>
+              <m:r>
+                <m:t>k</m:t>
+              </m:r>
+            </m:sub>
+            <m:sup>
+              <m:r>
+                <m:t>​</m:t>
+              </m:r>
+            </m:sup>
+            <m:e>
+              <m:sSub>
+                <m:e>
+                  <m:r>
+                    <m:t>P</m:t>
+                  </m:r>
+                </m:e>
+                <m:sub>
+                  <m:r>
+                    <m:t>k</m:t>
+                  </m:r>
+                </m:sub>
+              </m:sSub>
+            </m:e>
+          </m:nary>
+          <m:r>
+            <m:t> </m:t>
+          </m:r>
+          <m:r>
+            <m:rPr>
+              <m:sty m:val="p"/>
+            </m:rPr>
+            <m:t>|</m:t>
+          </m:r>
+          <m:r>
+            <m:t>k</m:t>
+          </m:r>
+          <m:r>
+            <m:rPr>
+              <m:sty m:val="p"/>
+            </m:rPr>
+            <m:t>⟩</m:t>
+          </m:r>
+          <m:r>
+            <m:rPr>
+              <m:sty m:val="p"/>
+            </m:rPr>
+            <m:t>⟨</m:t>
+          </m:r>
+          <m:r>
+            <m:t>k</m:t>
+          </m:r>
+          <m:r>
+            <m:rPr>
+              <m:sty m:val="p"/>
+            </m:rPr>
+            <m:t>|</m:t>
+          </m:r>
+        </m:oMath>
+      </m:oMathPara>
+    </w:p>
+    <w:p>
+      <w:pPr>
+        <w:pStyle w:val="FirstParagraph"/>
+      </w:pPr>
+      <w:r>
+        <w:t xml:space="preserve">* John Archibald Wheeler nannte dies das</w:t>
+      </w:r>
+      <w:r>
+        <w:t xml:space="preserve"> </w:t>
+      </w:r>
+      <w:r>
+        <w:rPr>
+          <w:b/>
+          <w:bCs/>
+        </w:rPr>
+        <w:t xml:space="preserve">Participatory Universe</w:t>
+      </w:r>
+      <w:r>
+        <w:t xml:space="preserve">:</w:t>
+      </w:r>
+      <w:r>
+        <w:t xml:space="preserve"> </w:t>
+      </w:r>
+      <w:r>
+        <w:rPr>
+          <w:i/>
+          <w:iCs/>
+        </w:rPr>
+        <w:t xml:space="preserve">„No phenomenon is a physical phenomenon until it is an observed phenomenon.“</w:t>
+      </w:r>
+      <w:r>
+        <w:t xml:space="preserve"> </w:t>
+      </w:r>
+      <w:r>
+        <w:t xml:space="preserve">*</w:t>
+      </w:r>
+      <w:r>
+        <w:t xml:space="preserve"> </w:t>
+      </w:r>
+      <w:r>
+        <w:rPr>
+          <w:b/>
+          <w:bCs/>
+        </w:rPr>
+        <w:t xml:space="preserve">Die Isomorphie:</w:t>
+      </w:r>
+      <w:r>
+        <w:t xml:space="preserve"> </w:t>
+      </w:r>
+      <w:r>
+        <w:t xml:space="preserve">*</w:t>
+      </w:r>
+      <w:r>
+        <w:t xml:space="preserve"> </w:t>
+      </w:r>
+      <w:r>
+        <w:rPr>
+          <w:b/>
+          <w:bCs/>
+        </w:rPr>
+        <w:t xml:space="preserve">Die Finsternis (</w:t>
+      </w:r>
+      <w:r>
+        <w:rPr>
+          <w:b/>
+          <w:bCs/>
+          <w:i/>
+          <w:iCs/>
+        </w:rPr>
+        <w:t xml:space="preserve">Skotia</w:t>
+      </w:r>
+      <w:r>
+        <w:rPr>
+          <w:b/>
+          <w:bCs/>
+        </w:rPr>
+        <w:t xml:space="preserve">):</w:t>
+      </w:r>
+      <w:r>
+        <w:t xml:space="preserve"> </w:t>
+      </w:r>
+      <w:r>
+        <w:t xml:space="preserve">Ist das ungemessene, leblose Meer thermodynamischer Entropie und dunkler Wahrscheinlichkeitswellen.</w:t>
+      </w:r>
+      <w:r>
+        <w:t xml:space="preserve"> </w:t>
+      </w:r>
+      <w:r>
+        <w:t xml:space="preserve">*</w:t>
+      </w:r>
+      <w:r>
+        <w:t xml:space="preserve"> </w:t>
+      </w:r>
+      <w:r>
+        <w:rPr>
+          <w:b/>
+          <w:bCs/>
+        </w:rPr>
+        <w:t xml:space="preserve">Das Licht (</w:t>
+      </w:r>
+      <w:r>
+        <w:rPr>
+          <w:b/>
+          <w:bCs/>
+          <w:i/>
+          <w:iCs/>
+        </w:rPr>
+        <w:t xml:space="preserve">Phōs</w:t>
+      </w:r>
+      <w:r>
+        <w:rPr>
+          <w:b/>
+          <w:bCs/>
+        </w:rPr>
+        <w:t xml:space="preserve">):</w:t>
+      </w:r>
+      <w:r>
+        <w:t xml:space="preserve"> </w:t>
+      </w:r>
+      <w:r>
+        <w:t xml:space="preserve">Ist das</w:t>
+      </w:r>
+      <w:r>
+        <w:t xml:space="preserve"> </w:t>
+      </w:r>
+      <w:r>
+        <w:rPr>
+          <w:b/>
+          <w:bCs/>
+        </w:rPr>
+        <w:t xml:space="preserve">Erwachen des bewussten Erlebens (Qualia /</w:t>
+      </w:r>
+      <w:r>
+        <w:rPr>
+          <w:b/>
+          <w:bCs/>
         </w:rPr>
         <w:t xml:space="preserve"> </w:t>
       </w:r>
@@ -2163,9 +2791,295 @@
           </m:rPr>
           <m:t>Φ</m:t>
         </m:r>
+        <m:r>
+          <m:rPr>
+            <m:sty m:val="p"/>
+          </m:rPr>
+          <m:t>&gt;</m:t>
+        </m:r>
+        <m:r>
+          <m:t>0</m:t>
+        </m:r>
       </m:oMath>
       <w:r>
-        <w:t xml:space="preserve">) ist das Licht, das die leblose Finsternis erhellt.</w:t>
+        <w:rPr>
+          <w:b/>
+          <w:bCs/>
+        </w:rPr>
+        <w:t xml:space="preserve">)</w:t>
+      </w:r>
+      <w:r>
+        <w:t xml:space="preserve">. Erst dort, wo ein lebendiger Alter hinblickt, leuchtet das Universum auf. Bewusstsein ist die Aktualisierung des Seins aus dem Dunkel der Möglichkeit.</w:t>
+      </w:r>
+    </w:p>
+    <w:p>
+      <w:r>
+        <w:pict>
+          <v:rect style="width:0;height:1.5pt" o:hralign="center" o:hrstd="t" o:hr="t"/>
+        </w:pict>
+      </w:r>
+    </w:p>
+    <w:bookmarkEnd w:id="25"/>
+    <w:bookmarkStart w:id="26" w:name="Xcbbbd09c352cd2917a9e26d8cd90d27f54fe6d5"/>
+    <w:p>
+      <w:pPr>
+        <w:pStyle w:val="Heading3"/>
+      </w:pPr>
+      <w:r>
+        <w:t xml:space="preserve">4.5</w:t>
+      </w:r>
+      <w:r>
+        <w:t xml:space="preserve"> </w:t>
+      </w:r>
+      <w:r>
+        <w:rPr>
+          <w:i/>
+          <w:iCs/>
+        </w:rPr>
+        <w:t xml:space="preserve">Ἡ σκοτία αὐτὸ οὐ κατέλαβεν</w:t>
+      </w:r>
+      <w:r>
+        <w:t xml:space="preserve"> </w:t>
+      </w:r>
+      <m:oMath>
+        <m:r>
+          <m:rPr>
+            <m:sty m:val="p"/>
+          </m:rPr>
+          <m:t>⇔</m:t>
+        </m:r>
+      </m:oMath>
+      <w:r>
+        <w:t xml:space="preserve"> </w:t>
+      </w:r>
+      <w:r>
+        <w:t xml:space="preserve">Unitarität, No-Cloning- &amp; No-Hiding-Theorem</w:t>
+      </w:r>
+    </w:p>
+    <w:p>
+      <w:pPr>
+        <w:pStyle w:val="FirstParagraph"/>
+      </w:pPr>
+      <w:r>
+        <w:t xml:space="preserve">Der Schluss des Prologs enthält die größte tröstliche Verheißung:</w:t>
+      </w:r>
+      <w:r>
+        <w:t xml:space="preserve"> </w:t>
+      </w:r>
+      <w:r>
+        <w:rPr>
+          <w:i/>
+          <w:iCs/>
+        </w:rPr>
+        <w:t xml:space="preserve">„Und die Finsternis hat es nicht überwältigt / nicht ausgelöscht.“</w:t>
+      </w:r>
+    </w:p>
+    <w:p>
+      <w:pPr>
+        <w:pStyle w:val="BodyText"/>
+      </w:pPr>
+      <w:r>
+        <w:t xml:space="preserve">In der Quanten-Informationstheorie ist die Zeitentwicklung eines geschlossenen Systems streng</w:t>
+      </w:r>
+      <w:r>
+        <w:t xml:space="preserve"> </w:t>
+      </w:r>
+      <w:r>
+        <w:rPr>
+          <w:b/>
+          <w:bCs/>
+        </w:rPr>
+        <w:t xml:space="preserve">unitär</w:t>
+      </w:r>
+      <w:r>
+        <w:t xml:space="preserve"> </w:t>
+      </w:r>
+      <w:r>
+        <w:t xml:space="preserve">(</w:t>
+      </w:r>
+      <m:oMath>
+        <m:sSup>
+          <m:e>
+            <m:r>
+              <m:t>U</m:t>
+            </m:r>
+          </m:e>
+          <m:sup>
+            <m:r>
+              <m:rPr>
+                <m:sty m:val="p"/>
+              </m:rPr>
+              <m:t>†</m:t>
+            </m:r>
+          </m:sup>
+        </m:sSup>
+        <m:r>
+          <m:t>U</m:t>
+        </m:r>
+        <m:r>
+          <m:rPr>
+            <m:sty m:val="p"/>
+          </m:rPr>
+          <m:t>=</m:t>
+        </m:r>
+        <m:r>
+          <m:t>I</m:t>
+        </m:r>
+      </m:oMath>
+      <w:r>
+        <w:t xml:space="preserve">):</w:t>
+      </w:r>
+    </w:p>
+    <w:p>
+      <w:pPr>
+        <w:pStyle w:val="BodyText"/>
+      </w:pPr>
+      <m:oMathPara>
+        <m:oMathParaPr>
+          <m:jc m:val="center"/>
+        </m:oMathParaPr>
+        <m:oMath>
+          <m:f>
+            <m:fPr>
+              <m:type m:val="bar"/>
+            </m:fPr>
+            <m:num>
+              <m:r>
+                <m:t>d</m:t>
+              </m:r>
+              <m:r>
+                <m:t>ρ</m:t>
+              </m:r>
+            </m:num>
+            <m:den>
+              <m:r>
+                <m:t>d</m:t>
+              </m:r>
+              <m:r>
+                <m:t>t</m:t>
+              </m:r>
+            </m:den>
+          </m:f>
+          <m:r>
+            <m:rPr>
+              <m:sty m:val="p"/>
+            </m:rPr>
+            <m:t>=</m:t>
+          </m:r>
+          <m:r>
+            <m:rPr>
+              <m:sty m:val="p"/>
+            </m:rPr>
+            <m:t>−</m:t>
+          </m:r>
+          <m:f>
+            <m:fPr>
+              <m:type m:val="bar"/>
+            </m:fPr>
+            <m:num>
+              <m:r>
+                <m:t>i</m:t>
+              </m:r>
+            </m:num>
+            <m:den>
+              <m:r>
+                <m:rPr>
+                  <m:sty m:val="p"/>
+                </m:rPr>
+                <m:t>ℏ</m:t>
+              </m:r>
+            </m:den>
+          </m:f>
+          <m:r>
+            <m:rPr>
+              <m:sty m:val="p"/>
+            </m:rPr>
+            <m:t>[</m:t>
+          </m:r>
+          <m:r>
+            <m:t>H</m:t>
+          </m:r>
+          <m:r>
+            <m:rPr>
+              <m:sty m:val="p"/>
+            </m:rPr>
+            <m:t>,</m:t>
+          </m:r>
+          <m:r>
+            <m:t>ρ</m:t>
+          </m:r>
+          <m:r>
+            <m:rPr>
+              <m:sty m:val="p"/>
+            </m:rPr>
+            <m:t>]</m:t>
+          </m:r>
+        </m:oMath>
+      </m:oMathPara>
+    </w:p>
+    <w:p>
+      <w:pPr>
+        <w:pStyle w:val="FirstParagraph"/>
+      </w:pPr>
+      <w:r>
+        <w:t xml:space="preserve">Daraus folgen zwei fundamentale Theoreme der Informationsphysik:</w:t>
+      </w:r>
+      <w:r>
+        <w:t xml:space="preserve"> </w:t>
+      </w:r>
+      <w:r>
+        <w:t xml:space="preserve">1.</w:t>
+      </w:r>
+      <w:r>
+        <w:t xml:space="preserve"> </w:t>
+      </w:r>
+      <w:r>
+        <w:rPr>
+          <w:b/>
+          <w:bCs/>
+        </w:rPr>
+        <w:t xml:space="preserve">Das No-Cloning-Theorem (Wootters &amp; Zurek, 1982):</w:t>
+      </w:r>
+      <w:r>
+        <w:t xml:space="preserve"> </w:t>
+      </w:r>
+      <w:r>
+        <w:t xml:space="preserve">Ein individueller Quantenzustand ist absolut einzigartig und unkopierbar. Jedes Lebewesen ist ein unersetzlicher Faden im Gewebe des Kosmos.</w:t>
+      </w:r>
+      <w:r>
+        <w:t xml:space="preserve"> </w:t>
+      </w:r>
+      <w:r>
+        <w:t xml:space="preserve">2.</w:t>
+      </w:r>
+      <w:r>
+        <w:t xml:space="preserve"> </w:t>
+      </w:r>
+      <w:r>
+        <w:rPr>
+          <w:b/>
+          <w:bCs/>
+        </w:rPr>
+        <w:t xml:space="preserve">Das No-Hiding-Theorem (Samuel Braunstein &amp; Arun Pati, 2007):</w:t>
+      </w:r>
+      <w:r>
+        <w:t xml:space="preserve"> </w:t>
+      </w:r>
+      <w:r>
+        <w:t xml:space="preserve">Wenn Quanteninformation in einem lokalen Teilsystem scheinbar durch Dekohärenz verloren geht (wie beim biologischen Tod), wird sie</w:t>
+      </w:r>
+      <w:r>
+        <w:t xml:space="preserve"> </w:t>
+      </w:r>
+      <w:r>
+        <w:rPr>
+          <w:b/>
+          <w:bCs/>
+        </w:rPr>
+        <w:t xml:space="preserve">niemals vernichtet</w:t>
+      </w:r>
+      <w:r>
+        <w:t xml:space="preserve">. Sie wandert verlustfrei und vollständig in die Verschränkung mit dem umgebenden Gesamtsystem ab.</w:t>
       </w:r>
     </w:p>
     <w:p>
@@ -2173,7 +3087,7 @@
         <w:pStyle w:val="Compact"/>
         <w:numPr>
           <w:ilvl w:val="0"/>
-          <w:numId w:val="1003"/>
+          <w:numId w:val="1001"/>
         </w:numPr>
       </w:pPr>
       <w:r>
@@ -2181,49 +3095,23 @@
           <w:b/>
           <w:bCs/>
         </w:rPr>
-        <w:t xml:space="preserve">Ἡ Σκοτία (Hē Skotia) –</w:t>
-      </w:r>
-      <w:r>
-        <w:rPr>
-          <w:b/>
-          <w:bCs/>
-        </w:rPr>
-        <w:t xml:space="preserve"> </w:t>
-      </w:r>
-      <w:r>
-        <w:rPr>
-          <w:b/>
-          <w:bCs/>
+        <w:t xml:space="preserve">Die Isomorphie:</w:t>
+      </w:r>
+      <w:r>
+        <w:t xml:space="preserve"> </w:t>
+      </w:r>
+      <w:r>
+        <w:t xml:space="preserve">Beim Sterben vergeht die biologische Maske (das Markov-Blanket), doch die gelebte Information, das Bewusstsein und das innere Licht des Alters können von der Finsternis (der thermischen Entropie) nicht ausgelöscht werden. Sie kehren unitär, unzerstörbar und ganz in den kosmischen Logos (</w:t>
+      </w:r>
+      <w:r>
+        <w:rPr>
           <w:i/>
           <w:iCs/>
         </w:rPr>
-        <w:t xml:space="preserve">Die Entropie der toten Natur</w:t>
-      </w:r>
-      <w:r>
-        <w:rPr>
-          <w:b/>
-          <w:bCs/>
-        </w:rPr>
-        <w:t xml:space="preserve">:</w:t>
-      </w:r>
-      <w:r>
-        <w:br/>
-      </w:r>
-      <w:r>
-        <w:t xml:space="preserve">Die Finsternis ist der stumme, blinde thermische Zerfall (der 2. Hauptsatz der Thermodynamik). Und das Licht leuchtet in der Finsternis,</w:t>
-      </w:r>
-      <w:r>
-        <w:t xml:space="preserve"> </w:t>
-      </w:r>
-      <w:r>
-        <w:rPr>
-          <w:i/>
-          <w:iCs/>
-        </w:rPr>
-        <w:t xml:space="preserve">und die Finsternis hat es nicht überwältigt (ou katelaben)</w:t>
-      </w:r>
-      <w:r>
-        <w:t xml:space="preserve">: Das Leben und das Bewusstsein behaupten sich siegreich als anti-entropischer Strom im Kosmos.</w:t>
+        <w:t xml:space="preserve">Mind-at-Large</w:t>
+      </w:r>
+      <w:r>
+        <w:t xml:space="preserve">) zurück.</w:t>
       </w:r>
     </w:p>
     <w:p>
@@ -2233,22 +3121,15 @@
         </w:pict>
       </w:r>
     </w:p>
-    <w:bookmarkEnd w:id="21"/>
-    <w:bookmarkStart w:id="22" w:name="fazit"/>
-    <w:p>
-      <w:pPr>
-        <w:pStyle w:val="Heading3"/>
-      </w:pPr>
-      <w:r>
-        <w:t xml:space="preserve">Fazit</w:t>
-      </w:r>
-    </w:p>
-    <w:p>
-      <w:pPr>
-        <w:pStyle w:val="FirstParagraph"/>
-      </w:pPr>
-      <w:r>
-        <w:t xml:space="preserve">Wer</w:t>
+    <w:bookmarkEnd w:id="26"/>
+    <w:bookmarkEnd w:id="27"/>
+    <w:bookmarkStart w:id="28" w:name="X70311cc3937018b23a66e2abc746b8dbe141a3a"/>
+    <w:p>
+      <w:pPr>
+        <w:pStyle w:val="Heading2"/>
+      </w:pPr>
+      <w:r>
+        <w:t xml:space="preserve">5. Fazit für das Buchprojekt</w:t>
       </w:r>
       <w:r>
         <w:t xml:space="preserve"> </w:t>
@@ -2258,84 +3139,514 @@
           <w:i/>
           <w:iCs/>
         </w:rPr>
+        <w:t xml:space="preserve">„Vom Anfang bis zum Ende“</w:t>
+      </w:r>
+    </w:p>
+    <w:p>
+      <w:pPr>
+        <w:pStyle w:val="FirstParagraph"/>
+      </w:pPr>
+      <w:r>
+        <w:t xml:space="preserve">Der Johannesprolog ist kein mythologisches Märchen, sondern die</w:t>
+      </w:r>
+      <w:r>
+        <w:t xml:space="preserve"> </w:t>
+      </w:r>
+      <w:r>
+        <w:rPr>
+          <w:b/>
+          <w:bCs/>
+        </w:rPr>
+        <w:t xml:space="preserve">genialste dichterisch-philosophische Antizipation der Quanten-Informationstheorie</w:t>
+      </w:r>
+      <w:r>
+        <w:t xml:space="preserve">:</w:t>
+      </w:r>
+    </w:p>
+    <w:tbl>
+      <w:tblPr>
+        <w:tblStyle w:val="Table"/>
+        <w:tblW w:type="pct" w:w="5000"/>
+        <w:tblLayout w:type="fixed"/>
+        <w:tblLook w:firstRow="1" w:lastRow="0" w:firstColumn="0" w:lastColumn="0" w:noHBand="0" w:noVBand="0" w:val="0020"/>
+      </w:tblPr>
+      <w:tblGrid>
+        <w:gridCol w:w="1980"/>
+        <w:gridCol w:w="1980"/>
+        <w:gridCol w:w="1980"/>
+        <w:gridCol w:w="1980"/>
+      </w:tblGrid>
+      <w:tr>
+        <w:trPr>
+          <w:tblHeader w:val="on"/>
+        </w:trPr>
+        <w:tc>
+          <w:tcPr/>
+          <w:p>
+            <w:pPr>
+              <w:pStyle w:val="Compact"/>
+              <w:jc w:val="left"/>
+            </w:pPr>
+            <w:r>
+              <w:t xml:space="preserve">Phase</w:t>
+            </w:r>
+          </w:p>
+        </w:tc>
+        <w:tc>
+          <w:tcPr/>
+          <w:p>
+            <w:pPr>
+              <w:pStyle w:val="Compact"/>
+              <w:jc w:val="left"/>
+            </w:pPr>
+            <w:r>
+              <w:t xml:space="preserve">Johannes 1,1–5</w:t>
+            </w:r>
+          </w:p>
+        </w:tc>
+        <w:tc>
+          <w:tcPr/>
+          <w:p>
+            <w:pPr>
+              <w:pStyle w:val="Compact"/>
+              <w:jc w:val="left"/>
+            </w:pPr>
+            <w:r>
+              <w:t xml:space="preserve">Quanten-Informationstheorie (QIT)</w:t>
+            </w:r>
+          </w:p>
+        </w:tc>
+        <w:tc>
+          <w:tcPr/>
+          <w:p>
+            <w:pPr>
+              <w:pStyle w:val="Compact"/>
+              <w:jc w:val="left"/>
+            </w:pPr>
+            <w:r>
+              <w:t xml:space="preserve">Conative-Integrative Framework (CIF)</w:t>
+            </w:r>
+          </w:p>
+        </w:tc>
+      </w:tr>
+      <w:tr>
+        <w:tc>
+          <w:tcPr/>
+          <w:p>
+            <w:pPr>
+              <w:pStyle w:val="Compact"/>
+              <w:jc w:val="left"/>
+            </w:pPr>
+            <w:r>
+              <w:rPr>
+                <w:b/>
+                <w:bCs/>
+              </w:rPr>
+              <w:t xml:space="preserve">Der Anfang</w:t>
+            </w:r>
+          </w:p>
+        </w:tc>
+        <w:tc>
+          <w:tcPr/>
+          <w:p>
+            <w:pPr>
+              <w:pStyle w:val="Compact"/>
+              <w:jc w:val="left"/>
+            </w:pPr>
+            <w:r>
+              <w:rPr>
+                <w:i/>
+                <w:iCs/>
+              </w:rPr>
+              <w:t xml:space="preserve">Ἐν ἀρχῇ ἦν ὁ λόγος</w:t>
+            </w:r>
+          </w:p>
+        </w:tc>
+        <w:tc>
+          <w:tcPr/>
+          <w:p>
+            <w:pPr>
+              <w:pStyle w:val="Compact"/>
+              <w:jc w:val="left"/>
+            </w:pPr>
+            <w:r>
+              <w:t xml:space="preserve">Universeller Quantenzustand</w:t>
+            </w:r>
+            <w:r>
+              <w:t xml:space="preserve"> </w:t>
+            </w:r>
+            <m:oMath>
+              <m:r>
+                <m:rPr>
+                  <m:sty m:val="p"/>
+                </m:rPr>
+                <m:t>|</m:t>
+              </m:r>
+              <m:r>
+                <m:rPr>
+                  <m:sty m:val="p"/>
+                </m:rPr>
+                <m:t>Ψ</m:t>
+              </m:r>
+              <m:r>
+                <m:rPr>
+                  <m:sty m:val="p"/>
+                </m:rPr>
+                <m:t>⟩</m:t>
+              </m:r>
+            </m:oMath>
+            <w:r>
+              <w:t xml:space="preserve"> </w:t>
+            </w:r>
+            <w:r>
+              <w:t xml:space="preserve">(„It from Qubit“)</w:t>
+            </w:r>
+          </w:p>
+        </w:tc>
+        <w:tc>
+          <w:tcPr/>
+          <w:p>
+            <w:pPr>
+              <w:pStyle w:val="Compact"/>
+              <w:jc w:val="left"/>
+            </w:pPr>
+            <w:r>
+              <w:rPr>
+                <w:i/>
+                <w:iCs/>
+              </w:rPr>
+              <w:t xml:space="preserve">Mind-at-Large</w:t>
+            </w:r>
+            <w:r>
+              <w:t xml:space="preserve"> </w:t>
+            </w:r>
+            <w:r>
+              <w:t xml:space="preserve">(Der ungeteilte Urgrund)</w:t>
+            </w:r>
+          </w:p>
+        </w:tc>
+      </w:tr>
+      <w:tr>
+        <w:tc>
+          <w:tcPr/>
+          <w:p>
+            <w:pPr>
+              <w:pStyle w:val="Compact"/>
+              <w:jc w:val="left"/>
+            </w:pPr>
+            <w:r>
+              <w:rPr>
+                <w:b/>
+                <w:bCs/>
+              </w:rPr>
+              <w:t xml:space="preserve">Die Verwebung</w:t>
+            </w:r>
+          </w:p>
+        </w:tc>
+        <w:tc>
+          <w:tcPr/>
+          <w:p>
+            <w:pPr>
+              <w:pStyle w:val="Compact"/>
+              <w:jc w:val="left"/>
+            </w:pPr>
+            <w:r>
+              <w:rPr>
+                <w:i/>
+                <w:iCs/>
+              </w:rPr>
+              <w:t xml:space="preserve">Πάντα δι’ αὐτοῦ ἐγένετο</w:t>
+            </w:r>
+          </w:p>
+        </w:tc>
+        <w:tc>
+          <w:tcPr/>
+          <w:p>
+            <w:pPr>
+              <w:pStyle w:val="Compact"/>
+              <w:jc w:val="left"/>
+            </w:pPr>
+            <w:r>
+              <w:t xml:space="preserve">Universelle Verschränkung (Bell-Theorem)</w:t>
+            </w:r>
+          </w:p>
+        </w:tc>
+        <w:tc>
+          <w:tcPr/>
+          <w:p>
+            <w:pPr>
+              <w:pStyle w:val="Compact"/>
+              <w:jc w:val="left"/>
+            </w:pPr>
+            <w:r>
+              <w:t xml:space="preserve">Relationale Verbundenheit aller Wesen</w:t>
+            </w:r>
+          </w:p>
+        </w:tc>
+      </w:tr>
+      <w:tr>
+        <w:tc>
+          <w:tcPr/>
+          <w:p>
+            <w:pPr>
+              <w:pStyle w:val="Compact"/>
+              <w:jc w:val="left"/>
+            </w:pPr>
+            <w:r>
+              <w:rPr>
+                <w:b/>
+                <w:bCs/>
+              </w:rPr>
+              <w:t xml:space="preserve">Das Leben</w:t>
+            </w:r>
+          </w:p>
+        </w:tc>
+        <w:tc>
+          <w:tcPr/>
+          <w:p>
+            <w:pPr>
+              <w:pStyle w:val="Compact"/>
+              <w:jc w:val="left"/>
+            </w:pPr>
+            <w:r>
+              <w:rPr>
+                <w:i/>
+                <w:iCs/>
+              </w:rPr>
+              <w:t xml:space="preserve">Ἐν αὐτῷ ζωὴ ἦν</w:t>
+            </w:r>
+          </w:p>
+        </w:tc>
+        <w:tc>
+          <w:tcPr/>
+          <w:p>
+            <w:pPr>
+              <w:pStyle w:val="Compact"/>
+              <w:jc w:val="left"/>
+            </w:pPr>
+            <w:r>
+              <w:t xml:space="preserve">Pointer States / Schutz vor Dekohärenz</w:t>
+            </w:r>
+          </w:p>
+        </w:tc>
+        <w:tc>
+          <w:tcPr/>
+          <w:p>
+            <w:pPr>
+              <w:pStyle w:val="Compact"/>
+              <w:jc w:val="left"/>
+            </w:pPr>
+            <w:r>
+              <w:t xml:space="preserve">Markov-Blanket &amp;</w:t>
+            </w:r>
+            <w:r>
+              <w:t xml:space="preserve"> </w:t>
+            </w:r>
+            <w:r>
+              <w:rPr>
+                <w:i/>
+                <w:iCs/>
+              </w:rPr>
+              <w:t xml:space="preserve">Conatus</w:t>
+            </w:r>
+            <w:r>
+              <w:t xml:space="preserve"> </w:t>
+            </w:r>
+            <w:r>
+              <w:t xml:space="preserve">(6. Axiom)</w:t>
+            </w:r>
+          </w:p>
+        </w:tc>
+      </w:tr>
+      <w:tr>
+        <w:tc>
+          <w:tcPr/>
+          <w:p>
+            <w:pPr>
+              <w:pStyle w:val="Compact"/>
+              <w:jc w:val="left"/>
+            </w:pPr>
+            <w:r>
+              <w:rPr>
+                <w:b/>
+                <w:bCs/>
+              </w:rPr>
+              <w:t xml:space="preserve">Das Bewusstsein</w:t>
+            </w:r>
+          </w:p>
+        </w:tc>
+        <w:tc>
+          <w:tcPr/>
+          <w:p>
+            <w:pPr>
+              <w:pStyle w:val="Compact"/>
+              <w:jc w:val="left"/>
+            </w:pPr>
+            <w:r>
+              <w:rPr>
+                <w:i/>
+                <w:iCs/>
+              </w:rPr>
+              <w:t xml:space="preserve">Τὸ φῶς φαίνει ἐν τῇ σκοτίᾳ</w:t>
+            </w:r>
+          </w:p>
+        </w:tc>
+        <w:tc>
+          <w:tcPr/>
+          <w:p>
+            <w:pPr>
+              <w:pStyle w:val="Compact"/>
+              <w:jc w:val="left"/>
+            </w:pPr>
+            <w:r>
+              <w:t xml:space="preserve">Actualization / Wheelers Beobachterprinzip</w:t>
+            </w:r>
+          </w:p>
+        </w:tc>
+        <w:tc>
+          <w:tcPr/>
+          <w:p>
+            <w:pPr>
+              <w:pStyle w:val="Compact"/>
+              <w:jc w:val="left"/>
+            </w:pPr>
+            <w:r>
+              <w:t xml:space="preserve">Phänomenale 1. Person (Qualia /</w:t>
+            </w:r>
+            <w:r>
+              <w:t xml:space="preserve"> </w:t>
+            </w:r>
+            <m:oMath>
+              <m:r>
+                <m:rPr>
+                  <m:sty m:val="p"/>
+                </m:rPr>
+                <m:t>Φ</m:t>
+              </m:r>
+              <m:r>
+                <m:rPr>
+                  <m:sty m:val="p"/>
+                </m:rPr>
+                <m:t>&gt;</m:t>
+              </m:r>
+              <m:r>
+                <m:t>0</m:t>
+              </m:r>
+            </m:oMath>
+            <w:r>
+              <w:t xml:space="preserve">)</w:t>
+            </w:r>
+          </w:p>
+        </w:tc>
+      </w:tr>
+      <w:tr>
+        <w:tc>
+          <w:tcPr/>
+          <w:p>
+            <w:pPr>
+              <w:pStyle w:val="Compact"/>
+              <w:jc w:val="left"/>
+            </w:pPr>
+            <w:r>
+              <w:rPr>
+                <w:b/>
+                <w:bCs/>
+              </w:rPr>
+              <w:t xml:space="preserve">Das Ende &amp; Ewigkeit</w:t>
+            </w:r>
+          </w:p>
+        </w:tc>
+        <w:tc>
+          <w:tcPr/>
+          <w:p>
+            <w:pPr>
+              <w:pStyle w:val="Compact"/>
+              <w:jc w:val="left"/>
+            </w:pPr>
+            <w:r>
+              <w:rPr>
+                <w:i/>
+                <w:iCs/>
+              </w:rPr>
+              <w:t xml:space="preserve">Ἡ σκοτία αὐτὸ οὐ κατέλαβεν</w:t>
+            </w:r>
+          </w:p>
+        </w:tc>
+        <w:tc>
+          <w:tcPr/>
+          <w:p>
+            <w:pPr>
+              <w:pStyle w:val="Compact"/>
+              <w:jc w:val="left"/>
+            </w:pPr>
+            <w:r>
+              <w:t xml:space="preserve">Unitarität &amp; No-Hiding-Theorem</w:t>
+            </w:r>
+          </w:p>
+        </w:tc>
+        <w:tc>
+          <w:tcPr/>
+          <w:p>
+            <w:pPr>
+              <w:pStyle w:val="Compact"/>
+              <w:jc w:val="left"/>
+            </w:pPr>
+            <w:r>
+              <w:rPr>
+                <w:i/>
+                <w:iCs/>
+              </w:rPr>
+              <w:t xml:space="preserve">Ars Moriendi</w:t>
+            </w:r>
+            <w:r>
+              <w:t xml:space="preserve"> </w:t>
+            </w:r>
+            <w:r>
+              <w:t xml:space="preserve">&amp; Heimkehr in den Ozean</w:t>
+            </w:r>
+          </w:p>
+        </w:tc>
+      </w:tr>
+    </w:tbl>
+    <w:p>
+      <w:pPr>
+        <w:pStyle w:val="BodyText"/>
+      </w:pPr>
+      <w:r>
+        <w:t xml:space="preserve">Im</w:t>
+      </w:r>
+      <w:r>
+        <w:t xml:space="preserve"> </w:t>
+      </w:r>
+      <w:r>
+        <w:rPr>
+          <w:b/>
+          <w:bCs/>
+        </w:rPr>
         <w:t xml:space="preserve">Logos</w:t>
       </w:r>
       <w:r>
         <w:t xml:space="preserve"> </w:t>
       </w:r>
       <w:r>
-        <w:t xml:space="preserve">mit</w:t>
-      </w:r>
-      <w:r>
-        <w:t xml:space="preserve"> </w:t>
-      </w:r>
-      <w:r>
-        <w:rPr>
-          <w:i/>
-          <w:iCs/>
-        </w:rPr>
-        <w:t xml:space="preserve">Wort</w:t>
-      </w:r>
-      <w:r>
-        <w:t xml:space="preserve"> </w:t>
-      </w:r>
-      <w:r>
-        <w:t xml:space="preserve">übersetzt, verliert das Universum.</w:t>
-      </w:r>
-    </w:p>
-    <w:p>
-      <w:pPr>
-        <w:pStyle w:val="BodyText"/>
-      </w:pPr>
-      <w:r>
-        <w:t xml:space="preserve">Im</w:t>
-      </w:r>
-      <w:r>
-        <w:t xml:space="preserve"> </w:t>
-      </w:r>
-      <w:r>
-        <w:rPr>
-          <w:b/>
-          <w:bCs/>
-        </w:rPr>
-        <w:t xml:space="preserve">Logos</w:t>
-      </w:r>
-      <w:r>
-        <w:t xml:space="preserve"> </w:t>
-      </w:r>
-      <w:r>
-        <w:t xml:space="preserve">begegnen sich antike Vernunftmetaphysik, christliche Mystik und modernste Philosophie des Geistes: Er ist das</w:t>
-      </w:r>
-      <w:r>
-        <w:t xml:space="preserve"> </w:t>
-      </w:r>
-      <w:r>
-        <w:rPr>
-          <w:b/>
-          <w:bCs/>
-        </w:rPr>
-        <w:t xml:space="preserve">schöpferische, selbst-integrierte Geist-Feld</w:t>
-      </w:r>
-      <w:r>
-        <w:t xml:space="preserve">, in dem wir leben, weben und sind –</w:t>
-      </w:r>
-      <w:r>
-        <w:t xml:space="preserve"> </w:t>
-      </w:r>
-      <w:r>
-        <w:rPr>
-          <w:b/>
-          <w:bCs/>
-        </w:rPr>
-        <w:t xml:space="preserve">vom Anfang bis zum Ende</w:t>
+        <w:t xml:space="preserve">berühren sich das älteste theologische Denken der Menschheit und die vorderste Front der modernen theoretischen Physik – als Leitstern für unser Werk:</w:t>
+      </w:r>
+      <w:r>
+        <w:t xml:space="preserve"> </w:t>
+      </w:r>
+      <w:r>
+        <w:rPr>
+          <w:b/>
+          <w:bCs/>
+        </w:rPr>
+        <w:t xml:space="preserve">Vom Anfang bis zum Ende</w:t>
       </w:r>
       <w:r>
         <w:t xml:space="preserve">.</w:t>
       </w:r>
     </w:p>
-    <w:bookmarkEnd w:id="22"/>
-    <w:bookmarkEnd w:id="23"/>
-    <w:bookmarkEnd w:id="24"/>
+    <w:bookmarkEnd w:id="28"/>
+    <w:bookmarkEnd w:id="29"/>
     <w:sectPr>
       <w:footnotePr>
         <w:numRestart w:val="eachSect"/>
@@ -2446,91 +3757,6 @@
       </w:pPr>
     </w:lvl>
   </w:abstractNum>
-  <w:abstractNum w:abstractNumId="99411">
-    <w:nsid w:val="00A99411"/>
-    <w:multiLevelType w:val="multilevel"/>
-    <w:lvl w:ilvl="0">
-      <w:start w:val="1"/>
-      <w:numFmt w:val="decimal"/>
-      <w:lvlText w:val="%1."/>
-      <w:lvlJc w:val="left"/>
-      <w:pPr>
-        <w:ind w:left="720" w:hanging="360"/>
-      </w:pPr>
-    </w:lvl>
-    <w:lvl w:ilvl="1">
-      <w:start w:val="1"/>
-      <w:numFmt w:val="decimal"/>
-      <w:lvlText w:val="%2."/>
-      <w:lvlJc w:val="left"/>
-      <w:pPr>
-        <w:ind w:left="1440" w:hanging="360"/>
-      </w:pPr>
-    </w:lvl>
-    <w:lvl w:ilvl="2">
-      <w:start w:val="1"/>
-      <w:numFmt w:val="decimal"/>
-      <w:lvlText w:val="%3."/>
-      <w:lvlJc w:val="left"/>
-      <w:pPr>
-        <w:ind w:left="2160" w:hanging="360"/>
-      </w:pPr>
-    </w:lvl>
-    <w:lvl w:ilvl="3">
-      <w:start w:val="1"/>
-      <w:numFmt w:val="decimal"/>
-      <w:lvlText w:val="%4."/>
-      <w:lvlJc w:val="left"/>
-      <w:pPr>
-        <w:ind w:left="2880" w:hanging="360"/>
-      </w:pPr>
-    </w:lvl>
-    <w:lvl w:ilvl="4">
-      <w:start w:val="1"/>
-      <w:numFmt w:val="decimal"/>
-      <w:lvlText w:val="%5."/>
-      <w:lvlJc w:val="left"/>
-      <w:pPr>
-        <w:ind w:left="3600" w:hanging="360"/>
-      </w:pPr>
-    </w:lvl>
-    <w:lvl w:ilvl="5">
-      <w:start w:val="1"/>
-      <w:numFmt w:val="decimal"/>
-      <w:lvlText w:val="%6."/>
-      <w:lvlJc w:val="left"/>
-      <w:pPr>
-        <w:ind w:left="4320" w:hanging="360"/>
-      </w:pPr>
-    </w:lvl>
-    <w:lvl w:ilvl="6">
-      <w:start w:val="1"/>
-      <w:numFmt w:val="decimal"/>
-      <w:lvlText w:val="%7."/>
-      <w:lvlJc w:val="left"/>
-      <w:pPr>
-        <w:ind w:left="5040" w:hanging="360"/>
-      </w:pPr>
-    </w:lvl>
-    <w:lvl w:ilvl="7">
-      <w:start w:val="1"/>
-      <w:numFmt w:val="decimal"/>
-      <w:lvlText w:val="%8."/>
-      <w:lvlJc w:val="left"/>
-      <w:pPr>
-        <w:ind w:left="5760" w:hanging="360"/>
-      </w:pPr>
-    </w:lvl>
-    <w:lvl w:ilvl="8">
-      <w:start w:val="1"/>
-      <w:numFmt w:val="decimal"/>
-      <w:lvlText w:val="%9."/>
-      <w:lvlJc w:val="left"/>
-      <w:pPr>
-        <w:ind w:left="6480" w:hanging="360"/>
-      </w:pPr>
-    </w:lvl>
-  </w:abstractNum>
   <w:abstractNum w:abstractNumId="991">
     <w:nsid w:val="0000A991"/>
     <w:multiLevelType w:val="multilevel"/>
@@ -2638,67 +3864,7 @@
     <w:abstractNumId w:val="990"/>
   </w:num>
   <w:num w:numId="1001">
-    <w:abstractNumId w:val="99411"/>
-    <w:lvlOverride w:ilvl="0">
-      <w:startOverride w:val="1"/>
-    </w:lvlOverride>
-    <w:lvlOverride w:ilvl="1">
-      <w:startOverride w:val="1"/>
-    </w:lvlOverride>
-    <w:lvlOverride w:ilvl="2">
-      <w:startOverride w:val="1"/>
-    </w:lvlOverride>
-    <w:lvlOverride w:ilvl="3">
-      <w:startOverride w:val="1"/>
-    </w:lvlOverride>
-    <w:lvlOverride w:ilvl="4">
-      <w:startOverride w:val="1"/>
-    </w:lvlOverride>
-    <w:lvlOverride w:ilvl="5">
-      <w:startOverride w:val="1"/>
-    </w:lvlOverride>
-    <w:lvlOverride w:ilvl="6">
-      <w:startOverride w:val="1"/>
-    </w:lvlOverride>
-    <w:lvlOverride w:ilvl="7">
-      <w:startOverride w:val="1"/>
-    </w:lvlOverride>
-    <w:lvlOverride w:ilvl="8">
-      <w:startOverride w:val="1"/>
-    </w:lvlOverride>
-  </w:num>
-  <w:num w:numId="1002">
     <w:abstractNumId w:val="991"/>
-  </w:num>
-  <w:num w:numId="1003">
-    <w:abstractNumId w:val="99411"/>
-    <w:lvlOverride w:ilvl="0">
-      <w:startOverride w:val="1"/>
-    </w:lvlOverride>
-    <w:lvlOverride w:ilvl="1">
-      <w:startOverride w:val="1"/>
-    </w:lvlOverride>
-    <w:lvlOverride w:ilvl="2">
-      <w:startOverride w:val="1"/>
-    </w:lvlOverride>
-    <w:lvlOverride w:ilvl="3">
-      <w:startOverride w:val="1"/>
-    </w:lvlOverride>
-    <w:lvlOverride w:ilvl="4">
-      <w:startOverride w:val="1"/>
-    </w:lvlOverride>
-    <w:lvlOverride w:ilvl="5">
-      <w:startOverride w:val="1"/>
-    </w:lvlOverride>
-    <w:lvlOverride w:ilvl="6">
-      <w:startOverride w:val="1"/>
-    </w:lvlOverride>
-    <w:lvlOverride w:ilvl="7">
-      <w:startOverride w:val="1"/>
-    </w:lvlOverride>
-    <w:lvlOverride w:ilvl="8">
-      <w:startOverride w:val="1"/>
-    </w:lvlOverride>
   </w:num>
 </w:numbering>
 </file>
